--- a/Fase 2/Evidencias del Proyecto/SICMA_CLA_v1.1.docx
+++ b/Fase 2/Evidencias del Proyecto/SICMA_CLA_v1.1.docx
@@ -1369,7 +1369,7 @@
               <w:rPr>
                 <w:sz w:val="18"/>
               </w:rPr>
-              <w:t>Se alinea el modelo con el código del 25 de octubre (commit 59710a5d): lector SecuGen con agente (cierra D-03), comunicación con Power Automate por correo (cierra D-02) y personas autorizadas sin cuenta (D-20).</w:t>
+              <w:t>Se alinea el modelo con el código del 25 de octubre (commit 59710a5d): lector SecuGen con agente (cierra D-03), comunicación con Power Automate por correo (cierra D-02) y personas autorizadas sin cuenta (D-20). Corrección del mismo día: los estados de la intervención y la regla RI-16 se alinean con el código (sin Asignada ni Cerrada; Ejecutada, Fallida y Cancelada).</w:t>
             </w:r>
           </w:p>
         </w:tc>
@@ -5013,7 +5013,7 @@
         <w:rPr>
           <w:sz w:val="22"/>
         </w:rPr>
-        <w:t xml:space="preserve">Estados de una intervención: Pendiente, Aprobada, Rechazada, Asignada, En ejecución, Cerrada.</w:t>
+        <w:t>Estados de una intervención: Pendiente, Aprobada, Rechazada, En ejecución, Ejecutada, Fallida y Cancelada. El modelo declara también CambiosSolicitados, que ningún flujo usa.</w:t>
       </w:r>
     </w:p>
     <w:bookmarkEnd w:id="48"/>
@@ -8843,7 +8843,7 @@
               <w:rPr>
                 <w:sz w:val="18"/>
               </w:rPr>
-              <w:t xml:space="preserve">Los estados avanzan en orden: Pendiente, luego Aprobada o Rechazada; Aprobada pasa a Asignada solo con técnico asignado; Asignada pasa a En ejecución y luego a Cerrada. Una intervención aprobada a la que se cambian activos, horario o impacto vuelve a Pendiente. No se saltan otros pasos.</w:t>
+              <w:t>Los estados avanzan en orden: Pendiente, luego Aprobada o Rechazada; Aprobada pasa a En ejecución solo con técnico asignado y todo el personal externo verificado; En ejecución pasa a Ejecutada o Fallida; Pendiente y Aprobada pueden pasar a Cancelada. Asignar un técnico no cambia el estado. No se saltan otros pasos.</w:t>
             </w:r>
           </w:p>
         </w:tc>

--- a/Fase 2/Evidencias del Proyecto/SICMA_CLA_v1.1.docx
+++ b/Fase 2/Evidencias del Proyecto/SICMA_CLA_v1.1.docx
@@ -1369,7 +1369,7 @@
               <w:rPr>
                 <w:sz w:val="18"/>
               </w:rPr>
-              <w:t>Se alinea el modelo con el código del 25 de octubre (commit 59710a5d): lector SecuGen con agente (cierra D-03), comunicación con Power Automate por correo (cierra D-02) y personas autorizadas sin cuenta (D-20). Corrección del mismo día: los estados de la intervención y la regla RI-16 se alinean con el código (sin Asignada ni Cerrada; Ejecutada, Fallida y Cancelada).</w:t>
+              <w:t>Se alinea el modelo con el código del 25 de octubre (commit 59710a5d): lector SecuGen con agente (cierra D-03), comunicación con Power Automate por correo (cierra D-02) y personas autorizadas sin cuenta (D-20). Corrección del mismo día: los estados de la intervención y la regla RI-16 se alinean con el código (sin Asignada ni Cerrada; Ejecutada, Fallida y Cancelada). Se quita la mención del estado CambiosSolicitados.</w:t>
             </w:r>
           </w:p>
         </w:tc>
@@ -5013,7 +5013,7 @@
         <w:rPr>
           <w:sz w:val="22"/>
         </w:rPr>
-        <w:t>Estados de una intervención: Pendiente, Aprobada, Rechazada, En ejecución, Ejecutada, Fallida y Cancelada. El modelo declara también CambiosSolicitados, que ningún flujo usa.</w:t>
+        <w:t>Estados de una intervención: Pendiente, Aprobada, Rechazada, En ejecución, Ejecutada, Fallida y Cancelada.</w:t>
       </w:r>
     </w:p>
     <w:bookmarkEnd w:id="48"/>

--- a/Fase 2/Evidencias del Proyecto/SICMA_CLA_v1.1.docx
+++ b/Fase 2/Evidencias del Proyecto/SICMA_CLA_v1.1.docx
@@ -649,7 +649,7 @@
     <w:tbl>
       <w:tblPr>
         <w:tblStyle w:val="Table"/>
-        <w:tblW w:type="auto" w:w="0"/>
+        <w:tblW w:type="pct" w:w="5000"/>
         <w:tblLook w:firstRow="1" w:lastRow="0" w:firstColumn="0" w:lastColumn="0" w:noHBand="0" w:noVBand="0" w:val="0020"/>
         <w:jc w:val="start"/>
         <w:tblBorders>
@@ -662,8 +662,8 @@
         </w:tblBorders>
       </w:tblPr>
       <w:tblGrid>
-        <w:gridCol w:w="3748"/>
-        <w:gridCol w:w="4167"/>
+        <w:gridCol w:w="4185"/>
+        <w:gridCol w:w="4653"/>
       </w:tblGrid>
       <w:tr>
         <w:trPr>
@@ -672,7 +672,7 @@
         </w:trPr>
         <w:tc>
           <w:tcPr>
-            <w:tcW w:w="3748" w:type="dxa"/>
+            <w:tcW w:w="4185" w:type="dxa"/>
             <w:shd w:val="clear" w:color="auto" w:fill="D9E2F3"/>
           </w:tcPr>
           <w:p>
@@ -691,7 +691,7 @@
         </w:tc>
         <w:tc>
           <w:tcPr>
-            <w:tcW w:w="4167" w:type="dxa"/>
+            <w:tcW w:w="4653" w:type="dxa"/>
             <w:shd w:val="clear" w:color="auto" w:fill="D9E2F3"/>
           </w:tcPr>
           <w:p>
@@ -715,7 +715,7 @@
         </w:trPr>
         <w:tc>
           <w:tcPr>
-            <w:tcW w:w="3748" w:type="dxa"/>
+            <w:tcW w:w="4185" w:type="dxa"/>
           </w:tcPr>
           <w:p>
             <w:pPr>
@@ -732,7 +732,7 @@
         </w:tc>
         <w:tc>
           <w:tcPr>
-            <w:tcW w:w="4167" w:type="dxa"/>
+            <w:tcW w:w="4653" w:type="dxa"/>
           </w:tcPr>
           <w:p>
             <w:pPr>
@@ -754,7 +754,7 @@
         </w:trPr>
         <w:tc>
           <w:tcPr>
-            <w:tcW w:w="3748" w:type="dxa"/>
+            <w:tcW w:w="4185" w:type="dxa"/>
           </w:tcPr>
           <w:p>
             <w:pPr>
@@ -771,7 +771,7 @@
         </w:tc>
         <w:tc>
           <w:tcPr>
-            <w:tcW w:w="4167" w:type="dxa"/>
+            <w:tcW w:w="4653" w:type="dxa"/>
           </w:tcPr>
           <w:p>
             <w:pPr>
@@ -793,7 +793,7 @@
         </w:trPr>
         <w:tc>
           <w:tcPr>
-            <w:tcW w:w="3748" w:type="dxa"/>
+            <w:tcW w:w="4185" w:type="dxa"/>
           </w:tcPr>
           <w:p>
             <w:pPr>
@@ -810,7 +810,7 @@
         </w:tc>
         <w:tc>
           <w:tcPr>
-            <w:tcW w:w="4167" w:type="dxa"/>
+            <w:tcW w:w="4653" w:type="dxa"/>
           </w:tcPr>
           <w:p>
             <w:pPr>
@@ -832,7 +832,7 @@
         </w:trPr>
         <w:tc>
           <w:tcPr>
-            <w:tcW w:w="3748" w:type="dxa"/>
+            <w:tcW w:w="4185" w:type="dxa"/>
           </w:tcPr>
           <w:p>
             <w:pPr>
@@ -849,7 +849,7 @@
         </w:tc>
         <w:tc>
           <w:tcPr>
-            <w:tcW w:w="4167" w:type="dxa"/>
+            <w:tcW w:w="4653" w:type="dxa"/>
           </w:tcPr>
           <w:p>
             <w:pPr>
@@ -871,7 +871,7 @@
         </w:trPr>
         <w:tc>
           <w:tcPr>
-            <w:tcW w:w="3748" w:type="dxa"/>
+            <w:tcW w:w="4185" w:type="dxa"/>
           </w:tcPr>
           <w:p>
             <w:pPr>
@@ -888,7 +888,7 @@
         </w:tc>
         <w:tc>
           <w:tcPr>
-            <w:tcW w:w="4167" w:type="dxa"/>
+            <w:tcW w:w="4653" w:type="dxa"/>
           </w:tcPr>
           <w:p>
             <w:pPr>
@@ -925,7 +925,7 @@
         <w:gridCol w:w="972"/>
         <w:gridCol w:w="1237"/>
         <w:gridCol w:w="1502"/>
-        <w:gridCol w:w="5126"/>
+        <w:gridCol w:w="5127"/>
       </w:tblGrid>
       <w:tr>
         <w:trPr>
@@ -991,7 +991,7 @@
         </w:tc>
         <w:tc>
           <w:tcPr>
-            <w:tcW w:w="5126" w:type="dxa"/>
+            <w:tcW w:w="5127" w:type="dxa"/>
             <w:shd w:val="clear" w:color="auto" w:fill="D9E2F3"/>
           </w:tcPr>
           <w:p>
@@ -1066,7 +1066,7 @@
         </w:tc>
         <w:tc>
           <w:tcPr>
-            <w:tcW w:w="5126" w:type="dxa"/>
+            <w:tcW w:w="5127" w:type="dxa"/>
           </w:tcPr>
           <w:p>
             <w:pPr>
@@ -1139,7 +1139,7 @@
         </w:tc>
         <w:tc>
           <w:tcPr>
-            <w:tcW w:w="5126" w:type="dxa"/>
+            <w:tcW w:w="5127" w:type="dxa"/>
           </w:tcPr>
           <w:p>
             <w:pPr>
@@ -1212,7 +1212,7 @@
         </w:tc>
         <w:tc>
           <w:tcPr>
-            <w:tcW w:w="5126" w:type="dxa"/>
+            <w:tcW w:w="5127" w:type="dxa"/>
           </w:tcPr>
           <w:p>
             <w:pPr>
@@ -1285,7 +1285,7 @@
         </w:tc>
         <w:tc>
           <w:tcPr>
-            <w:tcW w:w="5126" w:type="dxa"/>
+            <w:tcW w:w="5127" w:type="dxa"/>
           </w:tcPr>
           <w:p>
             <w:pPr>
@@ -1358,7 +1358,7 @@
         </w:tc>
         <w:tc>
           <w:tcPr>
-            <w:tcW w:w="5126" w:type="dxa"/>
+            <w:tcW w:w="5127" w:type="dxa"/>
           </w:tcPr>
           <w:p>
             <w:pPr>
@@ -1429,9 +1429,9 @@
         </w:tblBorders>
       </w:tblPr>
       <w:tblGrid>
-        <w:gridCol w:w="2344"/>
-        <w:gridCol w:w="3598"/>
-        <w:gridCol w:w="1970"/>
+        <w:gridCol w:w="2618"/>
+        <w:gridCol w:w="4019"/>
+        <w:gridCol w:w="2201"/>
       </w:tblGrid>
       <w:tr>
         <w:trPr>
@@ -1440,7 +1440,7 @@
         </w:trPr>
         <w:tc>
           <w:tcPr>
-            <w:tcW w:w="2344" w:type="dxa"/>
+            <w:tcW w:w="2618" w:type="dxa"/>
             <w:shd w:val="clear" w:color="auto" w:fill="D9E2F3"/>
           </w:tcPr>
           <w:p>
@@ -1459,7 +1459,7 @@
         </w:tc>
         <w:tc>
           <w:tcPr>
-            <w:tcW w:w="3598" w:type="dxa"/>
+            <w:tcW w:w="4019" w:type="dxa"/>
             <w:shd w:val="clear" w:color="auto" w:fill="D9E2F3"/>
           </w:tcPr>
           <w:p>
@@ -1478,7 +1478,7 @@
         </w:tc>
         <w:tc>
           <w:tcPr>
-            <w:tcW w:w="1970" w:type="dxa"/>
+            <w:tcW w:w="2201" w:type="dxa"/>
             <w:shd w:val="clear" w:color="auto" w:fill="D9E2F3"/>
           </w:tcPr>
           <w:p>
@@ -1502,7 +1502,7 @@
         </w:trPr>
         <w:tc>
           <w:tcPr>
-            <w:tcW w:w="2344" w:type="dxa"/>
+            <w:tcW w:w="2618" w:type="dxa"/>
           </w:tcPr>
           <w:p>
             <w:pPr>
@@ -1519,7 +1519,7 @@
         </w:tc>
         <w:tc>
           <w:tcPr>
-            <w:tcW w:w="3598" w:type="dxa"/>
+            <w:tcW w:w="4019" w:type="dxa"/>
           </w:tcPr>
           <w:p>
             <w:pPr>
@@ -1536,7 +1536,7 @@
         </w:tc>
         <w:tc>
           <w:tcPr>
-            <w:tcW w:w="1970" w:type="dxa"/>
+            <w:tcW w:w="2201" w:type="dxa"/>
           </w:tcPr>
           <w:p>
             <w:pPr>
@@ -1558,7 +1558,7 @@
         </w:trPr>
         <w:tc>
           <w:tcPr>
-            <w:tcW w:w="2344" w:type="dxa"/>
+            <w:tcW w:w="2618" w:type="dxa"/>
           </w:tcPr>
           <w:p>
             <w:pPr>
@@ -1575,7 +1575,7 @@
         </w:tc>
         <w:tc>
           <w:tcPr>
-            <w:tcW w:w="3598" w:type="dxa"/>
+            <w:tcW w:w="4019" w:type="dxa"/>
           </w:tcPr>
           <w:p>
             <w:pPr>
@@ -1592,7 +1592,7 @@
         </w:tc>
         <w:tc>
           <w:tcPr>
-            <w:tcW w:w="1970" w:type="dxa"/>
+            <w:tcW w:w="2201" w:type="dxa"/>
           </w:tcPr>
           <w:p>
             <w:pPr>
@@ -1614,7 +1614,7 @@
         </w:trPr>
         <w:tc>
           <w:tcPr>
-            <w:tcW w:w="2344" w:type="dxa"/>
+            <w:tcW w:w="2618" w:type="dxa"/>
           </w:tcPr>
           <w:p>
             <w:pPr>
@@ -1631,7 +1631,7 @@
         </w:tc>
         <w:tc>
           <w:tcPr>
-            <w:tcW w:w="3598" w:type="dxa"/>
+            <w:tcW w:w="4019" w:type="dxa"/>
           </w:tcPr>
           <w:p>
             <w:pPr>
@@ -1648,7 +1648,7 @@
         </w:tc>
         <w:tc>
           <w:tcPr>
-            <w:tcW w:w="1970" w:type="dxa"/>
+            <w:tcW w:w="2201" w:type="dxa"/>
           </w:tcPr>
           <w:p>
             <w:pPr>
@@ -1670,7 +1670,7 @@
         </w:trPr>
         <w:tc>
           <w:tcPr>
-            <w:tcW w:w="2344" w:type="dxa"/>
+            <w:tcW w:w="2618" w:type="dxa"/>
           </w:tcPr>
           <w:p>
             <w:pPr>
@@ -1687,7 +1687,7 @@
         </w:tc>
         <w:tc>
           <w:tcPr>
-            <w:tcW w:w="3598" w:type="dxa"/>
+            <w:tcW w:w="4019" w:type="dxa"/>
           </w:tcPr>
           <w:p>
             <w:pPr>
@@ -1704,7 +1704,7 @@
         </w:tc>
         <w:tc>
           <w:tcPr>
-            <w:tcW w:w="1970" w:type="dxa"/>
+            <w:tcW w:w="2201" w:type="dxa"/>
           </w:tcPr>
           <w:p>
             <w:pPr>
@@ -1726,7 +1726,7 @@
         </w:trPr>
         <w:tc>
           <w:tcPr>
-            <w:tcW w:w="2344" w:type="dxa"/>
+            <w:tcW w:w="2618" w:type="dxa"/>
           </w:tcPr>
           <w:p>
             <w:pPr>
@@ -1743,7 +1743,7 @@
         </w:tc>
         <w:tc>
           <w:tcPr>
-            <w:tcW w:w="3598" w:type="dxa"/>
+            <w:tcW w:w="4019" w:type="dxa"/>
           </w:tcPr>
           <w:p>
             <w:pPr>
@@ -1760,7 +1760,7 @@
         </w:tc>
         <w:tc>
           <w:tcPr>
-            <w:tcW w:w="1970" w:type="dxa"/>
+            <w:tcW w:w="2201" w:type="dxa"/>
           </w:tcPr>
           <w:p>
             <w:pPr>
@@ -1831,8 +1831,8 @@
         </w:tblBorders>
       </w:tblPr>
       <w:tblGrid>
-        <w:gridCol w:w="2628"/>
-        <w:gridCol w:w="5287"/>
+        <w:gridCol w:w="2934"/>
+        <w:gridCol w:w="5904"/>
       </w:tblGrid>
       <w:tr>
         <w:trPr>
@@ -1841,7 +1841,7 @@
         </w:trPr>
         <w:tc>
           <w:tcPr>
-            <w:tcW w:w="2628" w:type="dxa"/>
+            <w:tcW w:w="2934" w:type="dxa"/>
             <w:shd w:val="clear" w:color="auto" w:fill="D9E2F3"/>
           </w:tcPr>
           <w:p>
@@ -1860,7 +1860,7 @@
         </w:tc>
         <w:tc>
           <w:tcPr>
-            <w:tcW w:w="5287" w:type="dxa"/>
+            <w:tcW w:w="5904" w:type="dxa"/>
             <w:shd w:val="clear" w:color="auto" w:fill="D9E2F3"/>
           </w:tcPr>
           <w:p>
@@ -1884,7 +1884,7 @@
         </w:trPr>
         <w:tc>
           <w:tcPr>
-            <w:tcW w:w="2628" w:type="dxa"/>
+            <w:tcW w:w="2934" w:type="dxa"/>
           </w:tcPr>
           <w:p>
             <w:pPr>
@@ -1901,7 +1901,7 @@
         </w:tc>
         <w:tc>
           <w:tcPr>
-            <w:tcW w:w="5287" w:type="dxa"/>
+            <w:tcW w:w="5904" w:type="dxa"/>
           </w:tcPr>
           <w:p>
             <w:pPr>
@@ -1967,7 +1967,7 @@
         </w:trPr>
         <w:tc>
           <w:tcPr>
-            <w:tcW w:w="2628" w:type="dxa"/>
+            <w:tcW w:w="2934" w:type="dxa"/>
           </w:tcPr>
           <w:p>
             <w:pPr>
@@ -1984,7 +1984,7 @@
         </w:tc>
         <w:tc>
           <w:tcPr>
-            <w:tcW w:w="5287" w:type="dxa"/>
+            <w:tcW w:w="5904" w:type="dxa"/>
           </w:tcPr>
           <w:p>
             <w:pPr>
@@ -2025,7 +2025,7 @@
         </w:trPr>
         <w:tc>
           <w:tcPr>
-            <w:tcW w:w="2628" w:type="dxa"/>
+            <w:tcW w:w="2934" w:type="dxa"/>
           </w:tcPr>
           <w:p>
             <w:pPr>
@@ -2042,7 +2042,7 @@
         </w:tc>
         <w:tc>
           <w:tcPr>
-            <w:tcW w:w="5287" w:type="dxa"/>
+            <w:tcW w:w="5904" w:type="dxa"/>
           </w:tcPr>
           <w:p>
             <w:pPr>
@@ -2089,7 +2089,7 @@
         </w:trPr>
         <w:tc>
           <w:tcPr>
-            <w:tcW w:w="2628" w:type="dxa"/>
+            <w:tcW w:w="2934" w:type="dxa"/>
           </w:tcPr>
           <w:p>
             <w:pPr>
@@ -2106,7 +2106,7 @@
         </w:tc>
         <w:tc>
           <w:tcPr>
-            <w:tcW w:w="5287" w:type="dxa"/>
+            <w:tcW w:w="5904" w:type="dxa"/>
           </w:tcPr>
           <w:p>
             <w:pPr>
@@ -2216,7 +2216,7 @@
         </w:trPr>
         <w:tc>
           <w:tcPr>
-            <w:tcW w:w="2628" w:type="dxa"/>
+            <w:tcW w:w="2934" w:type="dxa"/>
           </w:tcPr>
           <w:p>
             <w:pPr>
@@ -2233,7 +2233,7 @@
         </w:tc>
         <w:tc>
           <w:tcPr>
-            <w:tcW w:w="5287" w:type="dxa"/>
+            <w:tcW w:w="5904" w:type="dxa"/>
           </w:tcPr>
           <w:p>
             <w:pPr>
@@ -2255,7 +2255,7 @@
         </w:trPr>
         <w:tc>
           <w:tcPr>
-            <w:tcW w:w="2628" w:type="dxa"/>
+            <w:tcW w:w="2934" w:type="dxa"/>
           </w:tcPr>
           <w:p>
             <w:pPr>
@@ -2272,7 +2272,7 @@
         </w:tc>
         <w:tc>
           <w:tcPr>
-            <w:tcW w:w="5287" w:type="dxa"/>
+            <w:tcW w:w="5904" w:type="dxa"/>
           </w:tcPr>
           <w:p>
             <w:pPr>
@@ -2338,7 +2338,7 @@
         </w:trPr>
         <w:tc>
           <w:tcPr>
-            <w:tcW w:w="2628" w:type="dxa"/>
+            <w:tcW w:w="2934" w:type="dxa"/>
           </w:tcPr>
           <w:p>
             <w:pPr>
@@ -2355,7 +2355,7 @@
         </w:tc>
         <w:tc>
           <w:tcPr>
-            <w:tcW w:w="5287" w:type="dxa"/>
+            <w:tcW w:w="5904" w:type="dxa"/>
           </w:tcPr>
           <w:p>
             <w:pPr>
@@ -2377,7 +2377,7 @@
         </w:trPr>
         <w:tc>
           <w:tcPr>
-            <w:tcW w:w="2628" w:type="dxa"/>
+            <w:tcW w:w="2934" w:type="dxa"/>
           </w:tcPr>
           <w:p>
             <w:pPr>
@@ -2394,7 +2394,7 @@
         </w:tc>
         <w:tc>
           <w:tcPr>
-            <w:tcW w:w="5287" w:type="dxa"/>
+            <w:tcW w:w="5904" w:type="dxa"/>
           </w:tcPr>
           <w:p>
             <w:pPr>
@@ -2511,7 +2511,7 @@
         </w:trPr>
         <w:tc>
           <w:tcPr>
-            <w:tcW w:w="2628" w:type="dxa"/>
+            <w:tcW w:w="2934" w:type="dxa"/>
           </w:tcPr>
           <w:p>
             <w:pPr>
@@ -2528,7 +2528,7 @@
         </w:tc>
         <w:tc>
           <w:tcPr>
-            <w:tcW w:w="5287" w:type="dxa"/>
+            <w:tcW w:w="5904" w:type="dxa"/>
           </w:tcPr>
           <w:p>
             <w:pPr>
@@ -2550,7 +2550,7 @@
         </w:trPr>
         <w:tc>
           <w:tcPr>
-            <w:tcW w:w="2628" w:type="dxa"/>
+            <w:tcW w:w="2934" w:type="dxa"/>
           </w:tcPr>
           <w:p>
             <w:pPr>
@@ -2567,7 +2567,7 @@
         </w:tc>
         <w:tc>
           <w:tcPr>
-            <w:tcW w:w="5287" w:type="dxa"/>
+            <w:tcW w:w="5904" w:type="dxa"/>
           </w:tcPr>
           <w:p>
             <w:pPr>
@@ -3102,9 +3102,9 @@
         </w:tblBorders>
       </w:tblPr>
       <w:tblGrid>
-        <w:gridCol w:w="1599"/>
-        <w:gridCol w:w="3139"/>
-        <w:gridCol w:w="3173"/>
+        <w:gridCol w:w="1786"/>
+        <w:gridCol w:w="3507"/>
+        <w:gridCol w:w="3545"/>
       </w:tblGrid>
       <w:tr>
         <w:trPr>
@@ -3113,7 +3113,7 @@
         </w:trPr>
         <w:tc>
           <w:tcPr>
-            <w:tcW w:w="1599" w:type="dxa"/>
+            <w:tcW w:w="1786" w:type="dxa"/>
             <w:shd w:val="clear" w:color="auto" w:fill="D9E2F3"/>
           </w:tcPr>
           <w:p>
@@ -3132,7 +3132,7 @@
         </w:tc>
         <w:tc>
           <w:tcPr>
-            <w:tcW w:w="3139" w:type="dxa"/>
+            <w:tcW w:w="3507" w:type="dxa"/>
             <w:shd w:val="clear" w:color="auto" w:fill="D9E2F3"/>
           </w:tcPr>
           <w:p>
@@ -3151,7 +3151,7 @@
         </w:tc>
         <w:tc>
           <w:tcPr>
-            <w:tcW w:w="3173" w:type="dxa"/>
+            <w:tcW w:w="3545" w:type="dxa"/>
             <w:shd w:val="clear" w:color="auto" w:fill="D9E2F3"/>
           </w:tcPr>
           <w:p>
@@ -3175,7 +3175,7 @@
         </w:trPr>
         <w:tc>
           <w:tcPr>
-            <w:tcW w:w="1599" w:type="dxa"/>
+            <w:tcW w:w="1786" w:type="dxa"/>
           </w:tcPr>
           <w:p>
             <w:pPr>
@@ -3192,7 +3192,7 @@
         </w:tc>
         <w:tc>
           <w:tcPr>
-            <w:tcW w:w="3139" w:type="dxa"/>
+            <w:tcW w:w="3507" w:type="dxa"/>
           </w:tcPr>
           <w:p>
             <w:pPr>
@@ -3209,7 +3209,7 @@
         </w:tc>
         <w:tc>
           <w:tcPr>
-            <w:tcW w:w="3173" w:type="dxa"/>
+            <w:tcW w:w="3545" w:type="dxa"/>
           </w:tcPr>
           <w:p>
             <w:pPr>
@@ -3231,7 +3231,7 @@
         </w:trPr>
         <w:tc>
           <w:tcPr>
-            <w:tcW w:w="1599" w:type="dxa"/>
+            <w:tcW w:w="1786" w:type="dxa"/>
           </w:tcPr>
           <w:p>
             <w:pPr>
@@ -3248,7 +3248,7 @@
         </w:tc>
         <w:tc>
           <w:tcPr>
-            <w:tcW w:w="3139" w:type="dxa"/>
+            <w:tcW w:w="3507" w:type="dxa"/>
           </w:tcPr>
           <w:p>
             <w:pPr>
@@ -3265,7 +3265,7 @@
         </w:tc>
         <w:tc>
           <w:tcPr>
-            <w:tcW w:w="3173" w:type="dxa"/>
+            <w:tcW w:w="3545" w:type="dxa"/>
           </w:tcPr>
           <w:p>
             <w:pPr>
@@ -3287,7 +3287,7 @@
         </w:trPr>
         <w:tc>
           <w:tcPr>
-            <w:tcW w:w="1599" w:type="dxa"/>
+            <w:tcW w:w="1786" w:type="dxa"/>
           </w:tcPr>
           <w:p>
             <w:pPr>
@@ -3304,7 +3304,7 @@
         </w:tc>
         <w:tc>
           <w:tcPr>
-            <w:tcW w:w="3139" w:type="dxa"/>
+            <w:tcW w:w="3507" w:type="dxa"/>
           </w:tcPr>
           <w:p>
             <w:pPr>
@@ -3321,7 +3321,7 @@
         </w:tc>
         <w:tc>
           <w:tcPr>
-            <w:tcW w:w="3173" w:type="dxa"/>
+            <w:tcW w:w="3545" w:type="dxa"/>
           </w:tcPr>
           <w:p>
             <w:pPr>
@@ -3364,9 +3364,9 @@
         </w:tblBorders>
       </w:tblPr>
       <w:tblGrid>
-        <w:gridCol w:w="1573"/>
-        <w:gridCol w:w="3170"/>
-        <w:gridCol w:w="3170"/>
+        <w:gridCol w:w="1757"/>
+        <w:gridCol w:w="3541"/>
+        <w:gridCol w:w="3540"/>
       </w:tblGrid>
       <w:tr>
         <w:trPr>
@@ -3375,7 +3375,7 @@
         </w:trPr>
         <w:tc>
           <w:tcPr>
-            <w:tcW w:w="1573" w:type="dxa"/>
+            <w:tcW w:w="1757" w:type="dxa"/>
             <w:shd w:val="clear" w:color="auto" w:fill="D9E2F3"/>
           </w:tcPr>
           <w:p>
@@ -3394,7 +3394,7 @@
         </w:tc>
         <w:tc>
           <w:tcPr>
-            <w:tcW w:w="3170" w:type="dxa"/>
+            <w:tcW w:w="3541" w:type="dxa"/>
             <w:shd w:val="clear" w:color="auto" w:fill="D9E2F3"/>
           </w:tcPr>
           <w:p>
@@ -3413,7 +3413,7 @@
         </w:tc>
         <w:tc>
           <w:tcPr>
-            <w:tcW w:w="3170" w:type="dxa"/>
+            <w:tcW w:w="3540" w:type="dxa"/>
             <w:shd w:val="clear" w:color="auto" w:fill="D9E2F3"/>
           </w:tcPr>
           <w:p>
@@ -3437,7 +3437,7 @@
         </w:trPr>
         <w:tc>
           <w:tcPr>
-            <w:tcW w:w="1573" w:type="dxa"/>
+            <w:tcW w:w="1757" w:type="dxa"/>
           </w:tcPr>
           <w:p>
             <w:pPr>
@@ -3454,7 +3454,7 @@
         </w:tc>
         <w:tc>
           <w:tcPr>
-            <w:tcW w:w="3170" w:type="dxa"/>
+            <w:tcW w:w="3541" w:type="dxa"/>
           </w:tcPr>
           <w:p>
             <w:pPr>
@@ -3471,7 +3471,7 @@
         </w:tc>
         <w:tc>
           <w:tcPr>
-            <w:tcW w:w="3170" w:type="dxa"/>
+            <w:tcW w:w="3540" w:type="dxa"/>
           </w:tcPr>
           <w:p>
             <w:pPr>
@@ -3493,7 +3493,7 @@
         </w:trPr>
         <w:tc>
           <w:tcPr>
-            <w:tcW w:w="1573" w:type="dxa"/>
+            <w:tcW w:w="1757" w:type="dxa"/>
           </w:tcPr>
           <w:p>
             <w:pPr>
@@ -3510,7 +3510,7 @@
         </w:tc>
         <w:tc>
           <w:tcPr>
-            <w:tcW w:w="3170" w:type="dxa"/>
+            <w:tcW w:w="3541" w:type="dxa"/>
           </w:tcPr>
           <w:p>
             <w:pPr>
@@ -3527,7 +3527,7 @@
         </w:tc>
         <w:tc>
           <w:tcPr>
-            <w:tcW w:w="3170" w:type="dxa"/>
+            <w:tcW w:w="3540" w:type="dxa"/>
           </w:tcPr>
           <w:p>
             <w:pPr>
@@ -3549,7 +3549,7 @@
         </w:trPr>
         <w:tc>
           <w:tcPr>
-            <w:tcW w:w="1573" w:type="dxa"/>
+            <w:tcW w:w="1757" w:type="dxa"/>
           </w:tcPr>
           <w:p>
             <w:pPr>
@@ -3566,7 +3566,7 @@
         </w:tc>
         <w:tc>
           <w:tcPr>
-            <w:tcW w:w="3170" w:type="dxa"/>
+            <w:tcW w:w="3541" w:type="dxa"/>
           </w:tcPr>
           <w:p>
             <w:pPr>
@@ -3583,7 +3583,7 @@
         </w:tc>
         <w:tc>
           <w:tcPr>
-            <w:tcW w:w="3170" w:type="dxa"/>
+            <w:tcW w:w="3540" w:type="dxa"/>
           </w:tcPr>
           <w:p>
             <w:pPr>
@@ -3605,7 +3605,7 @@
         </w:trPr>
         <w:tc>
           <w:tcPr>
-            <w:tcW w:w="1573" w:type="dxa"/>
+            <w:tcW w:w="1757" w:type="dxa"/>
           </w:tcPr>
           <w:p>
             <w:pPr>
@@ -3622,7 +3622,7 @@
         </w:tc>
         <w:tc>
           <w:tcPr>
-            <w:tcW w:w="3170" w:type="dxa"/>
+            <w:tcW w:w="3541" w:type="dxa"/>
           </w:tcPr>
           <w:p>
             <w:pPr>
@@ -3639,7 +3639,7 @@
         </w:tc>
         <w:tc>
           <w:tcPr>
-            <w:tcW w:w="3170" w:type="dxa"/>
+            <w:tcW w:w="3540" w:type="dxa"/>
           </w:tcPr>
           <w:p>
             <w:pPr>
@@ -3661,7 +3661,7 @@
         </w:trPr>
         <w:tc>
           <w:tcPr>
-            <w:tcW w:w="1573" w:type="dxa"/>
+            <w:tcW w:w="1757" w:type="dxa"/>
           </w:tcPr>
           <w:p>
             <w:pPr>
@@ -3678,7 +3678,7 @@
         </w:tc>
         <w:tc>
           <w:tcPr>
-            <w:tcW w:w="3170" w:type="dxa"/>
+            <w:tcW w:w="3541" w:type="dxa"/>
           </w:tcPr>
           <w:p>
             <w:pPr>
@@ -3695,7 +3695,7 @@
         </w:tc>
         <w:tc>
           <w:tcPr>
-            <w:tcW w:w="3170" w:type="dxa"/>
+            <w:tcW w:w="3540" w:type="dxa"/>
           </w:tcPr>
           <w:p>
             <w:pPr>
@@ -3717,7 +3717,7 @@
         </w:trPr>
         <w:tc>
           <w:tcPr>
-            <w:tcW w:w="1573" w:type="dxa"/>
+            <w:tcW w:w="1757" w:type="dxa"/>
           </w:tcPr>
           <w:p>
             <w:pPr>
@@ -3734,7 +3734,7 @@
         </w:tc>
         <w:tc>
           <w:tcPr>
-            <w:tcW w:w="3170" w:type="dxa"/>
+            <w:tcW w:w="3541" w:type="dxa"/>
           </w:tcPr>
           <w:p>
             <w:pPr>
@@ -3751,7 +3751,7 @@
         </w:tc>
         <w:tc>
           <w:tcPr>
-            <w:tcW w:w="3170" w:type="dxa"/>
+            <w:tcW w:w="3540" w:type="dxa"/>
           </w:tcPr>
           <w:p>
             <w:pPr>
@@ -3794,9 +3794,9 @@
         </w:tblBorders>
       </w:tblPr>
       <w:tblGrid>
-        <w:gridCol w:w="1557"/>
-        <w:gridCol w:w="3052"/>
-        <w:gridCol w:w="3304"/>
+        <w:gridCol w:w="1739"/>
+        <w:gridCol w:w="3409"/>
+        <w:gridCol w:w="3690"/>
       </w:tblGrid>
       <w:tr>
         <w:trPr>
@@ -3805,7 +3805,7 @@
         </w:trPr>
         <w:tc>
           <w:tcPr>
-            <w:tcW w:w="1557" w:type="dxa"/>
+            <w:tcW w:w="1739" w:type="dxa"/>
             <w:shd w:val="clear" w:color="auto" w:fill="D9E2F3"/>
           </w:tcPr>
           <w:p>
@@ -3824,7 +3824,7 @@
         </w:tc>
         <w:tc>
           <w:tcPr>
-            <w:tcW w:w="3052" w:type="dxa"/>
+            <w:tcW w:w="3409" w:type="dxa"/>
             <w:shd w:val="clear" w:color="auto" w:fill="D9E2F3"/>
           </w:tcPr>
           <w:p>
@@ -3843,7 +3843,7 @@
         </w:tc>
         <w:tc>
           <w:tcPr>
-            <w:tcW w:w="3304" w:type="dxa"/>
+            <w:tcW w:w="3690" w:type="dxa"/>
             <w:shd w:val="clear" w:color="auto" w:fill="D9E2F3"/>
           </w:tcPr>
           <w:p>
@@ -3867,7 +3867,7 @@
         </w:trPr>
         <w:tc>
           <w:tcPr>
-            <w:tcW w:w="1557" w:type="dxa"/>
+            <w:tcW w:w="1739" w:type="dxa"/>
           </w:tcPr>
           <w:p>
             <w:pPr>
@@ -3884,7 +3884,7 @@
         </w:tc>
         <w:tc>
           <w:tcPr>
-            <w:tcW w:w="3052" w:type="dxa"/>
+            <w:tcW w:w="3409" w:type="dxa"/>
           </w:tcPr>
           <w:p>
             <w:pPr>
@@ -3901,7 +3901,7 @@
         </w:tc>
         <w:tc>
           <w:tcPr>
-            <w:tcW w:w="3304" w:type="dxa"/>
+            <w:tcW w:w="3690" w:type="dxa"/>
           </w:tcPr>
           <w:p>
             <w:pPr>
@@ -3923,7 +3923,7 @@
         </w:trPr>
         <w:tc>
           <w:tcPr>
-            <w:tcW w:w="1557" w:type="dxa"/>
+            <w:tcW w:w="1739" w:type="dxa"/>
           </w:tcPr>
           <w:p>
             <w:pPr>
@@ -3940,7 +3940,7 @@
         </w:tc>
         <w:tc>
           <w:tcPr>
-            <w:tcW w:w="3052" w:type="dxa"/>
+            <w:tcW w:w="3409" w:type="dxa"/>
           </w:tcPr>
           <w:p>
             <w:pPr>
@@ -3957,7 +3957,7 @@
         </w:tc>
         <w:tc>
           <w:tcPr>
-            <w:tcW w:w="3304" w:type="dxa"/>
+            <w:tcW w:w="3690" w:type="dxa"/>
           </w:tcPr>
           <w:p>
             <w:pPr>
@@ -3979,7 +3979,7 @@
         </w:trPr>
         <w:tc>
           <w:tcPr>
-            <w:tcW w:w="1557" w:type="dxa"/>
+            <w:tcW w:w="1739" w:type="dxa"/>
           </w:tcPr>
           <w:p>
             <w:pPr>
@@ -3996,7 +3996,7 @@
         </w:tc>
         <w:tc>
           <w:tcPr>
-            <w:tcW w:w="3052" w:type="dxa"/>
+            <w:tcW w:w="3409" w:type="dxa"/>
           </w:tcPr>
           <w:p>
             <w:pPr>
@@ -4013,7 +4013,7 @@
         </w:tc>
         <w:tc>
           <w:tcPr>
-            <w:tcW w:w="3304" w:type="dxa"/>
+            <w:tcW w:w="3690" w:type="dxa"/>
           </w:tcPr>
           <w:p>
             <w:pPr>
@@ -4035,7 +4035,7 @@
         </w:trPr>
         <w:tc>
           <w:tcPr>
-            <w:tcW w:w="1557" w:type="dxa"/>
+            <w:tcW w:w="1739" w:type="dxa"/>
           </w:tcPr>
           <w:p>
             <w:pPr>
@@ -4052,7 +4052,7 @@
         </w:tc>
         <w:tc>
           <w:tcPr>
-            <w:tcW w:w="3052" w:type="dxa"/>
+            <w:tcW w:w="3409" w:type="dxa"/>
           </w:tcPr>
           <w:p>
             <w:pPr>
@@ -4069,7 +4069,7 @@
         </w:tc>
         <w:tc>
           <w:tcPr>
-            <w:tcW w:w="3304" w:type="dxa"/>
+            <w:tcW w:w="3690" w:type="dxa"/>
           </w:tcPr>
           <w:p>
             <w:pPr>
@@ -4091,7 +4091,7 @@
         </w:trPr>
         <w:tc>
           <w:tcPr>
-            <w:tcW w:w="1557" w:type="dxa"/>
+            <w:tcW w:w="1739" w:type="dxa"/>
           </w:tcPr>
           <w:p>
             <w:pPr>
@@ -4108,7 +4108,7 @@
         </w:tc>
         <w:tc>
           <w:tcPr>
-            <w:tcW w:w="3052" w:type="dxa"/>
+            <w:tcW w:w="3409" w:type="dxa"/>
           </w:tcPr>
           <w:p>
             <w:pPr>
@@ -4125,7 +4125,7 @@
         </w:tc>
         <w:tc>
           <w:tcPr>
-            <w:tcW w:w="3304" w:type="dxa"/>
+            <w:tcW w:w="3690" w:type="dxa"/>
           </w:tcPr>
           <w:p>
             <w:pPr>
@@ -4147,7 +4147,7 @@
         </w:trPr>
         <w:tc>
           <w:tcPr>
-            <w:tcW w:w="1557" w:type="dxa"/>
+            <w:tcW w:w="1739" w:type="dxa"/>
           </w:tcPr>
           <w:p>
             <w:pPr>
@@ -4164,7 +4164,7 @@
         </w:tc>
         <w:tc>
           <w:tcPr>
-            <w:tcW w:w="3052" w:type="dxa"/>
+            <w:tcW w:w="3409" w:type="dxa"/>
           </w:tcPr>
           <w:p>
             <w:pPr>
@@ -4181,7 +4181,7 @@
         </w:tc>
         <w:tc>
           <w:tcPr>
-            <w:tcW w:w="3304" w:type="dxa"/>
+            <w:tcW w:w="3690" w:type="dxa"/>
           </w:tcPr>
           <w:p>
             <w:pPr>
@@ -4224,9 +4224,9 @@
         </w:tblBorders>
       </w:tblPr>
       <w:tblGrid>
-        <w:gridCol w:w="1655"/>
-        <w:gridCol w:w="3100"/>
-        <w:gridCol w:w="3158"/>
+        <w:gridCol w:w="1848"/>
+        <w:gridCol w:w="3462"/>
+        <w:gridCol w:w="3528"/>
       </w:tblGrid>
       <w:tr>
         <w:trPr>
@@ -4235,7 +4235,7 @@
         </w:trPr>
         <w:tc>
           <w:tcPr>
-            <w:tcW w:w="1655" w:type="dxa"/>
+            <w:tcW w:w="1848" w:type="dxa"/>
             <w:shd w:val="clear" w:color="auto" w:fill="D9E2F3"/>
           </w:tcPr>
           <w:p>
@@ -4254,7 +4254,7 @@
         </w:tc>
         <w:tc>
           <w:tcPr>
-            <w:tcW w:w="3100" w:type="dxa"/>
+            <w:tcW w:w="3462" w:type="dxa"/>
             <w:shd w:val="clear" w:color="auto" w:fill="D9E2F3"/>
           </w:tcPr>
           <w:p>
@@ -4273,7 +4273,7 @@
         </w:tc>
         <w:tc>
           <w:tcPr>
-            <w:tcW w:w="3158" w:type="dxa"/>
+            <w:tcW w:w="3528" w:type="dxa"/>
             <w:shd w:val="clear" w:color="auto" w:fill="D9E2F3"/>
           </w:tcPr>
           <w:p>
@@ -4297,7 +4297,7 @@
         </w:trPr>
         <w:tc>
           <w:tcPr>
-            <w:tcW w:w="1655" w:type="dxa"/>
+            <w:tcW w:w="1848" w:type="dxa"/>
           </w:tcPr>
           <w:p>
             <w:pPr>
@@ -4314,7 +4314,7 @@
         </w:tc>
         <w:tc>
           <w:tcPr>
-            <w:tcW w:w="3100" w:type="dxa"/>
+            <w:tcW w:w="3462" w:type="dxa"/>
           </w:tcPr>
           <w:p>
             <w:pPr>
@@ -4331,7 +4331,7 @@
         </w:tc>
         <w:tc>
           <w:tcPr>
-            <w:tcW w:w="3158" w:type="dxa"/>
+            <w:tcW w:w="3528" w:type="dxa"/>
           </w:tcPr>
           <w:p>
             <w:pPr>
@@ -4353,7 +4353,7 @@
         </w:trPr>
         <w:tc>
           <w:tcPr>
-            <w:tcW w:w="1655" w:type="dxa"/>
+            <w:tcW w:w="1848" w:type="dxa"/>
           </w:tcPr>
           <w:p>
             <w:pPr>
@@ -4370,7 +4370,7 @@
         </w:tc>
         <w:tc>
           <w:tcPr>
-            <w:tcW w:w="3100" w:type="dxa"/>
+            <w:tcW w:w="3462" w:type="dxa"/>
           </w:tcPr>
           <w:p>
             <w:pPr>
@@ -4387,7 +4387,7 @@
         </w:tc>
         <w:tc>
           <w:tcPr>
-            <w:tcW w:w="3158" w:type="dxa"/>
+            <w:tcW w:w="3528" w:type="dxa"/>
           </w:tcPr>
           <w:p>
             <w:pPr>
@@ -4409,7 +4409,7 @@
         </w:trPr>
         <w:tc>
           <w:tcPr>
-            <w:tcW w:w="1655" w:type="dxa"/>
+            <w:tcW w:w="1848" w:type="dxa"/>
           </w:tcPr>
           <w:p>
             <w:pPr>
@@ -4426,7 +4426,7 @@
         </w:tc>
         <w:tc>
           <w:tcPr>
-            <w:tcW w:w="3100" w:type="dxa"/>
+            <w:tcW w:w="3462" w:type="dxa"/>
           </w:tcPr>
           <w:p>
             <w:pPr>
@@ -4443,7 +4443,7 @@
         </w:tc>
         <w:tc>
           <w:tcPr>
-            <w:tcW w:w="3158" w:type="dxa"/>
+            <w:tcW w:w="3528" w:type="dxa"/>
           </w:tcPr>
           <w:p>
             <w:pPr>
@@ -4465,7 +4465,7 @@
         </w:trPr>
         <w:tc>
           <w:tcPr>
-            <w:tcW w:w="1655" w:type="dxa"/>
+            <w:tcW w:w="1848" w:type="dxa"/>
           </w:tcPr>
           <w:p>
             <w:pPr>
@@ -4482,7 +4482,7 @@
         </w:tc>
         <w:tc>
           <w:tcPr>
-            <w:tcW w:w="3100" w:type="dxa"/>
+            <w:tcW w:w="3462" w:type="dxa"/>
           </w:tcPr>
           <w:p>
             <w:pPr>
@@ -4499,7 +4499,7 @@
         </w:tc>
         <w:tc>
           <w:tcPr>
-            <w:tcW w:w="3158" w:type="dxa"/>
+            <w:tcW w:w="3528" w:type="dxa"/>
           </w:tcPr>
           <w:p>
             <w:pPr>
@@ -4521,7 +4521,7 @@
         </w:trPr>
         <w:tc>
           <w:tcPr>
-            <w:tcW w:w="1655" w:type="dxa"/>
+            <w:tcW w:w="1848" w:type="dxa"/>
           </w:tcPr>
           <w:p>
             <w:pPr>
@@ -4538,7 +4538,7 @@
         </w:tc>
         <w:tc>
           <w:tcPr>
-            <w:tcW w:w="3100" w:type="dxa"/>
+            <w:tcW w:w="3462" w:type="dxa"/>
           </w:tcPr>
           <w:p>
             <w:pPr>
@@ -4555,7 +4555,7 @@
         </w:tc>
         <w:tc>
           <w:tcPr>
-            <w:tcW w:w="3158" w:type="dxa"/>
+            <w:tcW w:w="3528" w:type="dxa"/>
           </w:tcPr>
           <w:p>
             <w:pPr>
@@ -4577,7 +4577,7 @@
         </w:trPr>
         <w:tc>
           <w:tcPr>
-            <w:tcW w:w="1655" w:type="dxa"/>
+            <w:tcW w:w="1848" w:type="dxa"/>
           </w:tcPr>
           <w:p>
             <w:pPr>
@@ -4594,7 +4594,7 @@
         </w:tc>
         <w:tc>
           <w:tcPr>
-            <w:tcW w:w="3100" w:type="dxa"/>
+            <w:tcW w:w="3462" w:type="dxa"/>
           </w:tcPr>
           <w:p>
             <w:pPr>
@@ -4611,7 +4611,7 @@
         </w:tc>
         <w:tc>
           <w:tcPr>
-            <w:tcW w:w="3158" w:type="dxa"/>
+            <w:tcW w:w="3528" w:type="dxa"/>
           </w:tcPr>
           <w:p>
             <w:pPr>
@@ -4654,9 +4654,9 @@
         </w:tblBorders>
       </w:tblPr>
       <w:tblGrid>
-        <w:gridCol w:w="1901"/>
-        <w:gridCol w:w="2948"/>
-        <w:gridCol w:w="3064"/>
+        <w:gridCol w:w="2123"/>
+        <w:gridCol w:w="3293"/>
+        <w:gridCol w:w="3422"/>
       </w:tblGrid>
       <w:tr>
         <w:trPr>
@@ -4665,7 +4665,7 @@
         </w:trPr>
         <w:tc>
           <w:tcPr>
-            <w:tcW w:w="1901" w:type="dxa"/>
+            <w:tcW w:w="2123" w:type="dxa"/>
             <w:shd w:val="clear" w:color="auto" w:fill="D9E2F3"/>
           </w:tcPr>
           <w:p>
@@ -4684,7 +4684,7 @@
         </w:tc>
         <w:tc>
           <w:tcPr>
-            <w:tcW w:w="2948" w:type="dxa"/>
+            <w:tcW w:w="3293" w:type="dxa"/>
             <w:shd w:val="clear" w:color="auto" w:fill="D9E2F3"/>
           </w:tcPr>
           <w:p>
@@ -4703,7 +4703,7 @@
         </w:tc>
         <w:tc>
           <w:tcPr>
-            <w:tcW w:w="3064" w:type="dxa"/>
+            <w:tcW w:w="3422" w:type="dxa"/>
             <w:shd w:val="clear" w:color="auto" w:fill="D9E2F3"/>
           </w:tcPr>
           <w:p>
@@ -4727,7 +4727,7 @@
         </w:trPr>
         <w:tc>
           <w:tcPr>
-            <w:tcW w:w="1901" w:type="dxa"/>
+            <w:tcW w:w="2123" w:type="dxa"/>
           </w:tcPr>
           <w:p>
             <w:pPr>
@@ -4744,7 +4744,7 @@
         </w:tc>
         <w:tc>
           <w:tcPr>
-            <w:tcW w:w="2948" w:type="dxa"/>
+            <w:tcW w:w="3293" w:type="dxa"/>
           </w:tcPr>
           <w:p>
             <w:pPr>
@@ -4761,7 +4761,7 @@
         </w:tc>
         <w:tc>
           <w:tcPr>
-            <w:tcW w:w="3064" w:type="dxa"/>
+            <w:tcW w:w="3422" w:type="dxa"/>
           </w:tcPr>
           <w:p>
             <w:pPr>
@@ -4783,7 +4783,7 @@
         </w:trPr>
         <w:tc>
           <w:tcPr>
-            <w:tcW w:w="1901" w:type="dxa"/>
+            <w:tcW w:w="2123" w:type="dxa"/>
           </w:tcPr>
           <w:p>
             <w:pPr>
@@ -4800,7 +4800,7 @@
         </w:tc>
         <w:tc>
           <w:tcPr>
-            <w:tcW w:w="2948" w:type="dxa"/>
+            <w:tcW w:w="3293" w:type="dxa"/>
           </w:tcPr>
           <w:p>
             <w:pPr>
@@ -4817,7 +4817,7 @@
         </w:tc>
         <w:tc>
           <w:tcPr>
-            <w:tcW w:w="3064" w:type="dxa"/>
+            <w:tcW w:w="3422" w:type="dxa"/>
           </w:tcPr>
           <w:p>
             <w:pPr>
@@ -4839,7 +4839,7 @@
         </w:trPr>
         <w:tc>
           <w:tcPr>
-            <w:tcW w:w="1901" w:type="dxa"/>
+            <w:tcW w:w="2123" w:type="dxa"/>
           </w:tcPr>
           <w:p>
             <w:pPr>
@@ -4856,7 +4856,7 @@
         </w:tc>
         <w:tc>
           <w:tcPr>
-            <w:tcW w:w="2948" w:type="dxa"/>
+            <w:tcW w:w="3293" w:type="dxa"/>
           </w:tcPr>
           <w:p>
             <w:pPr>
@@ -4873,7 +4873,7 @@
         </w:tc>
         <w:tc>
           <w:tcPr>
-            <w:tcW w:w="3064" w:type="dxa"/>
+            <w:tcW w:w="3422" w:type="dxa"/>
           </w:tcPr>
           <w:p>
             <w:pPr>
@@ -4895,7 +4895,7 @@
         </w:trPr>
         <w:tc>
           <w:tcPr>
-            <w:tcW w:w="1901" w:type="dxa"/>
+            <w:tcW w:w="2123" w:type="dxa"/>
           </w:tcPr>
           <w:p>
             <w:pPr>
@@ -4912,7 +4912,7 @@
         </w:tc>
         <w:tc>
           <w:tcPr>
-            <w:tcW w:w="2948" w:type="dxa"/>
+            <w:tcW w:w="3293" w:type="dxa"/>
           </w:tcPr>
           <w:p>
             <w:pPr>
@@ -4929,7 +4929,7 @@
         </w:tc>
         <w:tc>
           <w:tcPr>
-            <w:tcW w:w="3064" w:type="dxa"/>
+            <w:tcW w:w="3422" w:type="dxa"/>
           </w:tcPr>
           <w:p>
             <w:pPr>
@@ -4951,7 +4951,7 @@
         </w:trPr>
         <w:tc>
           <w:tcPr>
-            <w:tcW w:w="1901" w:type="dxa"/>
+            <w:tcW w:w="2123" w:type="dxa"/>
           </w:tcPr>
           <w:p>
             <w:pPr>
@@ -4968,7 +4968,7 @@
         </w:tc>
         <w:tc>
           <w:tcPr>
-            <w:tcW w:w="2948" w:type="dxa"/>
+            <w:tcW w:w="3293" w:type="dxa"/>
           </w:tcPr>
           <w:p>
             <w:pPr>
@@ -4985,7 +4985,7 @@
         </w:tc>
         <w:tc>
           <w:tcPr>
-            <w:tcW w:w="3064" w:type="dxa"/>
+            <w:tcW w:w="3422" w:type="dxa"/>
           </w:tcPr>
           <w:p>
             <w:pPr>
@@ -5057,10 +5057,10 @@
         </w:tblBorders>
       </w:tblPr>
       <w:tblGrid>
-        <w:gridCol w:w="1814"/>
-        <w:gridCol w:w="1618"/>
-        <w:gridCol w:w="1430"/>
-        <w:gridCol w:w="3049"/>
+        <w:gridCol w:w="2027"/>
+        <w:gridCol w:w="1808"/>
+        <w:gridCol w:w="1598"/>
+        <w:gridCol w:w="3405"/>
       </w:tblGrid>
       <w:tr>
         <w:trPr>
@@ -5069,7 +5069,7 @@
         </w:trPr>
         <w:tc>
           <w:tcPr>
-            <w:tcW w:w="1814" w:type="dxa"/>
+            <w:tcW w:w="2027" w:type="dxa"/>
             <w:shd w:val="clear" w:color="auto" w:fill="D9E2F3"/>
           </w:tcPr>
           <w:p>
@@ -5088,7 +5088,7 @@
         </w:tc>
         <w:tc>
           <w:tcPr>
-            <w:tcW w:w="1618" w:type="dxa"/>
+            <w:tcW w:w="1808" w:type="dxa"/>
             <w:shd w:val="clear" w:color="auto" w:fill="D9E2F3"/>
           </w:tcPr>
           <w:p>
@@ -5107,7 +5107,7 @@
         </w:tc>
         <w:tc>
           <w:tcPr>
-            <w:tcW w:w="1430" w:type="dxa"/>
+            <w:tcW w:w="1598" w:type="dxa"/>
             <w:shd w:val="clear" w:color="auto" w:fill="D9E2F3"/>
           </w:tcPr>
           <w:p>
@@ -5126,7 +5126,7 @@
         </w:tc>
         <w:tc>
           <w:tcPr>
-            <w:tcW w:w="3049" w:type="dxa"/>
+            <w:tcW w:w="3405" w:type="dxa"/>
             <w:shd w:val="clear" w:color="auto" w:fill="D9E2F3"/>
           </w:tcPr>
           <w:p>
@@ -5150,7 +5150,7 @@
         </w:trPr>
         <w:tc>
           <w:tcPr>
-            <w:tcW w:w="1814" w:type="dxa"/>
+            <w:tcW w:w="2027" w:type="dxa"/>
           </w:tcPr>
           <w:p>
             <w:pPr>
@@ -5167,7 +5167,7 @@
         </w:tc>
         <w:tc>
           <w:tcPr>
-            <w:tcW w:w="1618" w:type="dxa"/>
+            <w:tcW w:w="1808" w:type="dxa"/>
           </w:tcPr>
           <w:p>
             <w:pPr>
@@ -5184,7 +5184,7 @@
         </w:tc>
         <w:tc>
           <w:tcPr>
-            <w:tcW w:w="1430" w:type="dxa"/>
+            <w:tcW w:w="1598" w:type="dxa"/>
           </w:tcPr>
           <w:p>
             <w:pPr>
@@ -5201,7 +5201,7 @@
         </w:tc>
         <w:tc>
           <w:tcPr>
-            <w:tcW w:w="3049" w:type="dxa"/>
+            <w:tcW w:w="3405" w:type="dxa"/>
           </w:tcPr>
           <w:p>
             <w:pPr>
@@ -5223,7 +5223,7 @@
         </w:trPr>
         <w:tc>
           <w:tcPr>
-            <w:tcW w:w="1814" w:type="dxa"/>
+            <w:tcW w:w="2027" w:type="dxa"/>
           </w:tcPr>
           <w:p>
             <w:pPr>
@@ -5240,7 +5240,7 @@
         </w:tc>
         <w:tc>
           <w:tcPr>
-            <w:tcW w:w="1618" w:type="dxa"/>
+            <w:tcW w:w="1808" w:type="dxa"/>
           </w:tcPr>
           <w:p>
             <w:pPr>
@@ -5257,7 +5257,7 @@
         </w:tc>
         <w:tc>
           <w:tcPr>
-            <w:tcW w:w="1430" w:type="dxa"/>
+            <w:tcW w:w="1598" w:type="dxa"/>
           </w:tcPr>
           <w:p>
             <w:pPr>
@@ -5274,7 +5274,7 @@
         </w:tc>
         <w:tc>
           <w:tcPr>
-            <w:tcW w:w="3049" w:type="dxa"/>
+            <w:tcW w:w="3405" w:type="dxa"/>
           </w:tcPr>
           <w:p>
             <w:pPr>
@@ -5296,7 +5296,7 @@
         </w:trPr>
         <w:tc>
           <w:tcPr>
-            <w:tcW w:w="1814" w:type="dxa"/>
+            <w:tcW w:w="2027" w:type="dxa"/>
           </w:tcPr>
           <w:p>
             <w:pPr>
@@ -5313,7 +5313,7 @@
         </w:tc>
         <w:tc>
           <w:tcPr>
-            <w:tcW w:w="1618" w:type="dxa"/>
+            <w:tcW w:w="1808" w:type="dxa"/>
           </w:tcPr>
           <w:p>
             <w:pPr>
@@ -5330,7 +5330,7 @@
         </w:tc>
         <w:tc>
           <w:tcPr>
-            <w:tcW w:w="1430" w:type="dxa"/>
+            <w:tcW w:w="1598" w:type="dxa"/>
           </w:tcPr>
           <w:p>
             <w:pPr>
@@ -5347,7 +5347,7 @@
         </w:tc>
         <w:tc>
           <w:tcPr>
-            <w:tcW w:w="3049" w:type="dxa"/>
+            <w:tcW w:w="3405" w:type="dxa"/>
           </w:tcPr>
           <w:p>
             <w:pPr>
@@ -5369,7 +5369,7 @@
         </w:trPr>
         <w:tc>
           <w:tcPr>
-            <w:tcW w:w="1814" w:type="dxa"/>
+            <w:tcW w:w="2027" w:type="dxa"/>
           </w:tcPr>
           <w:p>
             <w:pPr>
@@ -5386,7 +5386,7 @@
         </w:tc>
         <w:tc>
           <w:tcPr>
-            <w:tcW w:w="1618" w:type="dxa"/>
+            <w:tcW w:w="1808" w:type="dxa"/>
           </w:tcPr>
           <w:p>
             <w:pPr>
@@ -5403,7 +5403,7 @@
         </w:tc>
         <w:tc>
           <w:tcPr>
-            <w:tcW w:w="1430" w:type="dxa"/>
+            <w:tcW w:w="1598" w:type="dxa"/>
           </w:tcPr>
           <w:p>
             <w:pPr>
@@ -5420,7 +5420,7 @@
         </w:tc>
         <w:tc>
           <w:tcPr>
-            <w:tcW w:w="3049" w:type="dxa"/>
+            <w:tcW w:w="3405" w:type="dxa"/>
           </w:tcPr>
           <w:p>
             <w:pPr>
@@ -5442,7 +5442,7 @@
         </w:trPr>
         <w:tc>
           <w:tcPr>
-            <w:tcW w:w="1814" w:type="dxa"/>
+            <w:tcW w:w="2027" w:type="dxa"/>
           </w:tcPr>
           <w:p>
             <w:pPr>
@@ -5459,7 +5459,7 @@
         </w:tc>
         <w:tc>
           <w:tcPr>
-            <w:tcW w:w="1618" w:type="dxa"/>
+            <w:tcW w:w="1808" w:type="dxa"/>
           </w:tcPr>
           <w:p>
             <w:pPr>
@@ -5476,7 +5476,7 @@
         </w:tc>
         <w:tc>
           <w:tcPr>
-            <w:tcW w:w="1430" w:type="dxa"/>
+            <w:tcW w:w="1598" w:type="dxa"/>
           </w:tcPr>
           <w:p>
             <w:pPr>
@@ -5493,7 +5493,7 @@
         </w:tc>
         <w:tc>
           <w:tcPr>
-            <w:tcW w:w="3049" w:type="dxa"/>
+            <w:tcW w:w="3405" w:type="dxa"/>
           </w:tcPr>
           <w:p>
             <w:pPr>
@@ -5515,7 +5515,7 @@
         </w:trPr>
         <w:tc>
           <w:tcPr>
-            <w:tcW w:w="1814" w:type="dxa"/>
+            <w:tcW w:w="2027" w:type="dxa"/>
           </w:tcPr>
           <w:p>
             <w:pPr>
@@ -5532,7 +5532,7 @@
         </w:tc>
         <w:tc>
           <w:tcPr>
-            <w:tcW w:w="1618" w:type="dxa"/>
+            <w:tcW w:w="1808" w:type="dxa"/>
           </w:tcPr>
           <w:p>
             <w:pPr>
@@ -5549,7 +5549,7 @@
         </w:tc>
         <w:tc>
           <w:tcPr>
-            <w:tcW w:w="1430" w:type="dxa"/>
+            <w:tcW w:w="1598" w:type="dxa"/>
           </w:tcPr>
           <w:p>
             <w:pPr>
@@ -5566,7 +5566,7 @@
         </w:tc>
         <w:tc>
           <w:tcPr>
-            <w:tcW w:w="3049" w:type="dxa"/>
+            <w:tcW w:w="3405" w:type="dxa"/>
           </w:tcPr>
           <w:p>
             <w:pPr>
@@ -5588,7 +5588,7 @@
         </w:trPr>
         <w:tc>
           <w:tcPr>
-            <w:tcW w:w="1814" w:type="dxa"/>
+            <w:tcW w:w="2027" w:type="dxa"/>
           </w:tcPr>
           <w:p>
             <w:pPr>
@@ -5605,7 +5605,7 @@
         </w:tc>
         <w:tc>
           <w:tcPr>
-            <w:tcW w:w="1618" w:type="dxa"/>
+            <w:tcW w:w="1808" w:type="dxa"/>
           </w:tcPr>
           <w:p>
             <w:pPr>
@@ -5622,7 +5622,7 @@
         </w:tc>
         <w:tc>
           <w:tcPr>
-            <w:tcW w:w="1430" w:type="dxa"/>
+            <w:tcW w:w="1598" w:type="dxa"/>
           </w:tcPr>
           <w:p>
             <w:pPr>
@@ -5639,7 +5639,7 @@
         </w:tc>
         <w:tc>
           <w:tcPr>
-            <w:tcW w:w="3049" w:type="dxa"/>
+            <w:tcW w:w="3405" w:type="dxa"/>
           </w:tcPr>
           <w:p>
             <w:pPr>
@@ -5661,7 +5661,7 @@
         </w:trPr>
         <w:tc>
           <w:tcPr>
-            <w:tcW w:w="1814" w:type="dxa"/>
+            <w:tcW w:w="2027" w:type="dxa"/>
           </w:tcPr>
           <w:p>
             <w:pPr>
@@ -5678,7 +5678,7 @@
         </w:tc>
         <w:tc>
           <w:tcPr>
-            <w:tcW w:w="1618" w:type="dxa"/>
+            <w:tcW w:w="1808" w:type="dxa"/>
           </w:tcPr>
           <w:p>
             <w:pPr>
@@ -5695,7 +5695,7 @@
         </w:tc>
         <w:tc>
           <w:tcPr>
-            <w:tcW w:w="1430" w:type="dxa"/>
+            <w:tcW w:w="1598" w:type="dxa"/>
           </w:tcPr>
           <w:p>
             <w:pPr>
@@ -5712,7 +5712,7 @@
         </w:tc>
         <w:tc>
           <w:tcPr>
-            <w:tcW w:w="3049" w:type="dxa"/>
+            <w:tcW w:w="3405" w:type="dxa"/>
           </w:tcPr>
           <w:p>
             <w:pPr>
@@ -5734,7 +5734,7 @@
         </w:trPr>
         <w:tc>
           <w:tcPr>
-            <w:tcW w:w="1814" w:type="dxa"/>
+            <w:tcW w:w="2027" w:type="dxa"/>
           </w:tcPr>
           <w:p>
             <w:pPr>
@@ -5751,7 +5751,7 @@
         </w:tc>
         <w:tc>
           <w:tcPr>
-            <w:tcW w:w="1618" w:type="dxa"/>
+            <w:tcW w:w="1808" w:type="dxa"/>
           </w:tcPr>
           <w:p>
             <w:pPr>
@@ -5768,7 +5768,7 @@
         </w:tc>
         <w:tc>
           <w:tcPr>
-            <w:tcW w:w="1430" w:type="dxa"/>
+            <w:tcW w:w="1598" w:type="dxa"/>
           </w:tcPr>
           <w:p>
             <w:pPr>
@@ -5785,7 +5785,7 @@
         </w:tc>
         <w:tc>
           <w:tcPr>
-            <w:tcW w:w="3049" w:type="dxa"/>
+            <w:tcW w:w="3405" w:type="dxa"/>
           </w:tcPr>
           <w:p>
             <w:pPr>
@@ -5807,7 +5807,7 @@
         </w:trPr>
         <w:tc>
           <w:tcPr>
-            <w:tcW w:w="1814" w:type="dxa"/>
+            <w:tcW w:w="2027" w:type="dxa"/>
           </w:tcPr>
           <w:p>
             <w:pPr>
@@ -5824,7 +5824,7 @@
         </w:tc>
         <w:tc>
           <w:tcPr>
-            <w:tcW w:w="1618" w:type="dxa"/>
+            <w:tcW w:w="1808" w:type="dxa"/>
           </w:tcPr>
           <w:p>
             <w:pPr>
@@ -5841,7 +5841,7 @@
         </w:tc>
         <w:tc>
           <w:tcPr>
-            <w:tcW w:w="1430" w:type="dxa"/>
+            <w:tcW w:w="1598" w:type="dxa"/>
           </w:tcPr>
           <w:p>
             <w:pPr>
@@ -5858,7 +5858,7 @@
         </w:tc>
         <w:tc>
           <w:tcPr>
-            <w:tcW w:w="3049" w:type="dxa"/>
+            <w:tcW w:w="3405" w:type="dxa"/>
           </w:tcPr>
           <w:p>
             <w:pPr>
@@ -5880,7 +5880,7 @@
         </w:trPr>
         <w:tc>
           <w:tcPr>
-            <w:tcW w:w="1814" w:type="dxa"/>
+            <w:tcW w:w="2027" w:type="dxa"/>
           </w:tcPr>
           <w:p>
             <w:pPr>
@@ -5897,7 +5897,7 @@
         </w:tc>
         <w:tc>
           <w:tcPr>
-            <w:tcW w:w="1618" w:type="dxa"/>
+            <w:tcW w:w="1808" w:type="dxa"/>
           </w:tcPr>
           <w:p>
             <w:pPr>
@@ -5914,7 +5914,7 @@
         </w:tc>
         <w:tc>
           <w:tcPr>
-            <w:tcW w:w="1430" w:type="dxa"/>
+            <w:tcW w:w="1598" w:type="dxa"/>
           </w:tcPr>
           <w:p>
             <w:pPr>
@@ -5931,7 +5931,7 @@
         </w:tc>
         <w:tc>
           <w:tcPr>
-            <w:tcW w:w="3049" w:type="dxa"/>
+            <w:tcW w:w="3405" w:type="dxa"/>
           </w:tcPr>
           <w:p>
             <w:pPr>
@@ -5953,7 +5953,7 @@
         </w:trPr>
         <w:tc>
           <w:tcPr>
-            <w:tcW w:w="1814" w:type="dxa"/>
+            <w:tcW w:w="2027" w:type="dxa"/>
           </w:tcPr>
           <w:p>
             <w:pPr>
@@ -5970,7 +5970,7 @@
         </w:tc>
         <w:tc>
           <w:tcPr>
-            <w:tcW w:w="1618" w:type="dxa"/>
+            <w:tcW w:w="1808" w:type="dxa"/>
           </w:tcPr>
           <w:p>
             <w:pPr>
@@ -5987,7 +5987,7 @@
         </w:tc>
         <w:tc>
           <w:tcPr>
-            <w:tcW w:w="1430" w:type="dxa"/>
+            <w:tcW w:w="1598" w:type="dxa"/>
           </w:tcPr>
           <w:p>
             <w:pPr>
@@ -6004,7 +6004,7 @@
         </w:tc>
         <w:tc>
           <w:tcPr>
-            <w:tcW w:w="3049" w:type="dxa"/>
+            <w:tcW w:w="3405" w:type="dxa"/>
           </w:tcPr>
           <w:p>
             <w:pPr>
@@ -6026,7 +6026,7 @@
         </w:trPr>
         <w:tc>
           <w:tcPr>
-            <w:tcW w:w="1814" w:type="dxa"/>
+            <w:tcW w:w="2027" w:type="dxa"/>
           </w:tcPr>
           <w:p>
             <w:pPr>
@@ -6043,7 +6043,7 @@
         </w:tc>
         <w:tc>
           <w:tcPr>
-            <w:tcW w:w="1618" w:type="dxa"/>
+            <w:tcW w:w="1808" w:type="dxa"/>
           </w:tcPr>
           <w:p>
             <w:pPr>
@@ -6060,7 +6060,7 @@
         </w:tc>
         <w:tc>
           <w:tcPr>
-            <w:tcW w:w="1430" w:type="dxa"/>
+            <w:tcW w:w="1598" w:type="dxa"/>
           </w:tcPr>
           <w:p>
             <w:pPr>
@@ -6077,7 +6077,7 @@
         </w:tc>
         <w:tc>
           <w:tcPr>
-            <w:tcW w:w="3049" w:type="dxa"/>
+            <w:tcW w:w="3405" w:type="dxa"/>
           </w:tcPr>
           <w:p>
             <w:pPr>
@@ -6099,7 +6099,7 @@
         </w:trPr>
         <w:tc>
           <w:tcPr>
-            <w:tcW w:w="1814" w:type="dxa"/>
+            <w:tcW w:w="2027" w:type="dxa"/>
           </w:tcPr>
           <w:p>
             <w:pPr>
@@ -6116,7 +6116,7 @@
         </w:tc>
         <w:tc>
           <w:tcPr>
-            <w:tcW w:w="1618" w:type="dxa"/>
+            <w:tcW w:w="1808" w:type="dxa"/>
           </w:tcPr>
           <w:p>
             <w:pPr>
@@ -6133,7 +6133,7 @@
         </w:tc>
         <w:tc>
           <w:tcPr>
-            <w:tcW w:w="1430" w:type="dxa"/>
+            <w:tcW w:w="1598" w:type="dxa"/>
           </w:tcPr>
           <w:p>
             <w:pPr>
@@ -6150,7 +6150,7 @@
         </w:tc>
         <w:tc>
           <w:tcPr>
-            <w:tcW w:w="3049" w:type="dxa"/>
+            <w:tcW w:w="3405" w:type="dxa"/>
           </w:tcPr>
           <w:p>
             <w:pPr>
@@ -6172,7 +6172,7 @@
         </w:trPr>
         <w:tc>
           <w:tcPr>
-            <w:tcW w:w="1814" w:type="dxa"/>
+            <w:tcW w:w="2027" w:type="dxa"/>
           </w:tcPr>
           <w:p>
             <w:pPr>
@@ -6189,7 +6189,7 @@
         </w:tc>
         <w:tc>
           <w:tcPr>
-            <w:tcW w:w="1618" w:type="dxa"/>
+            <w:tcW w:w="1808" w:type="dxa"/>
           </w:tcPr>
           <w:p>
             <w:pPr>
@@ -6206,7 +6206,7 @@
         </w:tc>
         <w:tc>
           <w:tcPr>
-            <w:tcW w:w="1430" w:type="dxa"/>
+            <w:tcW w:w="1598" w:type="dxa"/>
           </w:tcPr>
           <w:p>
             <w:pPr>
@@ -6223,7 +6223,7 @@
         </w:tc>
         <w:tc>
           <w:tcPr>
-            <w:tcW w:w="3049" w:type="dxa"/>
+            <w:tcW w:w="3405" w:type="dxa"/>
           </w:tcPr>
           <w:p>
             <w:pPr>
@@ -6245,7 +6245,7 @@
         </w:trPr>
         <w:tc>
           <w:tcPr>
-            <w:tcW w:w="1814" w:type="dxa"/>
+            <w:tcW w:w="2027" w:type="dxa"/>
           </w:tcPr>
           <w:p>
             <w:pPr>
@@ -6262,7 +6262,7 @@
         </w:tc>
         <w:tc>
           <w:tcPr>
-            <w:tcW w:w="1618" w:type="dxa"/>
+            <w:tcW w:w="1808" w:type="dxa"/>
           </w:tcPr>
           <w:p>
             <w:pPr>
@@ -6279,7 +6279,7 @@
         </w:tc>
         <w:tc>
           <w:tcPr>
-            <w:tcW w:w="1430" w:type="dxa"/>
+            <w:tcW w:w="1598" w:type="dxa"/>
           </w:tcPr>
           <w:p>
             <w:pPr>
@@ -6296,7 +6296,7 @@
         </w:tc>
         <w:tc>
           <w:tcPr>
-            <w:tcW w:w="3049" w:type="dxa"/>
+            <w:tcW w:w="3405" w:type="dxa"/>
           </w:tcPr>
           <w:p>
             <w:pPr>
@@ -6318,7 +6318,7 @@
         </w:trPr>
         <w:tc>
           <w:tcPr>
-            <w:tcW w:w="1814" w:type="dxa"/>
+            <w:tcW w:w="2027" w:type="dxa"/>
           </w:tcPr>
           <w:p>
             <w:pPr>
@@ -6335,7 +6335,7 @@
         </w:tc>
         <w:tc>
           <w:tcPr>
-            <w:tcW w:w="1618" w:type="dxa"/>
+            <w:tcW w:w="1808" w:type="dxa"/>
           </w:tcPr>
           <w:p>
             <w:pPr>
@@ -6352,7 +6352,7 @@
         </w:tc>
         <w:tc>
           <w:tcPr>
-            <w:tcW w:w="1430" w:type="dxa"/>
+            <w:tcW w:w="1598" w:type="dxa"/>
           </w:tcPr>
           <w:p>
             <w:pPr>
@@ -6369,7 +6369,7 @@
         </w:tc>
         <w:tc>
           <w:tcPr>
-            <w:tcW w:w="3049" w:type="dxa"/>
+            <w:tcW w:w="3405" w:type="dxa"/>
           </w:tcPr>
           <w:p>
             <w:pPr>
@@ -6391,7 +6391,7 @@
         </w:trPr>
         <w:tc>
           <w:tcPr>
-            <w:tcW w:w="1814" w:type="dxa"/>
+            <w:tcW w:w="2027" w:type="dxa"/>
           </w:tcPr>
           <w:p>
             <w:pPr>
@@ -6408,7 +6408,7 @@
         </w:tc>
         <w:tc>
           <w:tcPr>
-            <w:tcW w:w="1618" w:type="dxa"/>
+            <w:tcW w:w="1808" w:type="dxa"/>
           </w:tcPr>
           <w:p>
             <w:pPr>
@@ -6425,7 +6425,7 @@
         </w:tc>
         <w:tc>
           <w:tcPr>
-            <w:tcW w:w="1430" w:type="dxa"/>
+            <w:tcW w:w="1598" w:type="dxa"/>
           </w:tcPr>
           <w:p>
             <w:pPr>
@@ -6442,7 +6442,7 @@
         </w:tc>
         <w:tc>
           <w:tcPr>
-            <w:tcW w:w="3049" w:type="dxa"/>
+            <w:tcW w:w="3405" w:type="dxa"/>
           </w:tcPr>
           <w:p>
             <w:pPr>
@@ -6464,7 +6464,7 @@
         </w:trPr>
         <w:tc>
           <w:tcPr>
-            <w:tcW w:w="1814" w:type="dxa"/>
+            <w:tcW w:w="2027" w:type="dxa"/>
           </w:tcPr>
           <w:p>
             <w:pPr>
@@ -6481,7 +6481,7 @@
         </w:tc>
         <w:tc>
           <w:tcPr>
-            <w:tcW w:w="1618" w:type="dxa"/>
+            <w:tcW w:w="1808" w:type="dxa"/>
           </w:tcPr>
           <w:p>
             <w:pPr>
@@ -6498,7 +6498,7 @@
         </w:tc>
         <w:tc>
           <w:tcPr>
-            <w:tcW w:w="1430" w:type="dxa"/>
+            <w:tcW w:w="1598" w:type="dxa"/>
           </w:tcPr>
           <w:p>
             <w:pPr>
@@ -6515,7 +6515,7 @@
         </w:tc>
         <w:tc>
           <w:tcPr>
-            <w:tcW w:w="3049" w:type="dxa"/>
+            <w:tcW w:w="3405" w:type="dxa"/>
           </w:tcPr>
           <w:p>
             <w:pPr>
@@ -6537,7 +6537,7 @@
         </w:trPr>
         <w:tc>
           <w:tcPr>
-            <w:tcW w:w="1814" w:type="dxa"/>
+            <w:tcW w:w="2027" w:type="dxa"/>
           </w:tcPr>
           <w:p>
             <w:pPr>
@@ -6554,7 +6554,7 @@
         </w:tc>
         <w:tc>
           <w:tcPr>
-            <w:tcW w:w="1618" w:type="dxa"/>
+            <w:tcW w:w="1808" w:type="dxa"/>
           </w:tcPr>
           <w:p>
             <w:pPr>
@@ -6571,7 +6571,7 @@
         </w:tc>
         <w:tc>
           <w:tcPr>
-            <w:tcW w:w="1430" w:type="dxa"/>
+            <w:tcW w:w="1598" w:type="dxa"/>
           </w:tcPr>
           <w:p>
             <w:pPr>
@@ -6588,7 +6588,7 @@
         </w:tc>
         <w:tc>
           <w:tcPr>
-            <w:tcW w:w="3049" w:type="dxa"/>
+            <w:tcW w:w="3405" w:type="dxa"/>
           </w:tcPr>
           <w:p>
             <w:pPr>
@@ -6610,7 +6610,7 @@
         </w:trPr>
         <w:tc>
           <w:tcPr>
-            <w:tcW w:w="1814" w:type="dxa"/>
+            <w:tcW w:w="2027" w:type="dxa"/>
           </w:tcPr>
           <w:p>
             <w:pPr>
@@ -6627,7 +6627,7 @@
         </w:tc>
         <w:tc>
           <w:tcPr>
-            <w:tcW w:w="1618" w:type="dxa"/>
+            <w:tcW w:w="1808" w:type="dxa"/>
           </w:tcPr>
           <w:p>
             <w:pPr>
@@ -6644,7 +6644,7 @@
         </w:tc>
         <w:tc>
           <w:tcPr>
-            <w:tcW w:w="1430" w:type="dxa"/>
+            <w:tcW w:w="1598" w:type="dxa"/>
           </w:tcPr>
           <w:p>
             <w:pPr>
@@ -6661,7 +6661,7 @@
         </w:tc>
         <w:tc>
           <w:tcPr>
-            <w:tcW w:w="3049" w:type="dxa"/>
+            <w:tcW w:w="3405" w:type="dxa"/>
           </w:tcPr>
           <w:p>
             <w:pPr>
@@ -6683,7 +6683,7 @@
         </w:trPr>
         <w:tc>
           <w:tcPr>
-            <w:tcW w:w="1814" w:type="dxa"/>
+            <w:tcW w:w="2027" w:type="dxa"/>
           </w:tcPr>
           <w:p>
             <w:pPr>
@@ -6700,7 +6700,7 @@
         </w:tc>
         <w:tc>
           <w:tcPr>
-            <w:tcW w:w="1618" w:type="dxa"/>
+            <w:tcW w:w="1808" w:type="dxa"/>
           </w:tcPr>
           <w:p>
             <w:pPr>
@@ -6717,7 +6717,7 @@
         </w:tc>
         <w:tc>
           <w:tcPr>
-            <w:tcW w:w="1430" w:type="dxa"/>
+            <w:tcW w:w="1598" w:type="dxa"/>
           </w:tcPr>
           <w:p>
             <w:pPr>
@@ -6734,7 +6734,7 @@
         </w:tc>
         <w:tc>
           <w:tcPr>
-            <w:tcW w:w="3049" w:type="dxa"/>
+            <w:tcW w:w="3405" w:type="dxa"/>
           </w:tcPr>
           <w:p>
             <w:pPr>
@@ -6756,7 +6756,7 @@
         </w:trPr>
         <w:tc>
           <w:tcPr>
-            <w:tcW w:w="1814" w:type="dxa"/>
+            <w:tcW w:w="2027" w:type="dxa"/>
           </w:tcPr>
           <w:p>
             <w:pPr>
@@ -6773,7 +6773,7 @@
         </w:tc>
         <w:tc>
           <w:tcPr>
-            <w:tcW w:w="1618" w:type="dxa"/>
+            <w:tcW w:w="1808" w:type="dxa"/>
           </w:tcPr>
           <w:p>
             <w:pPr>
@@ -6790,7 +6790,7 @@
         </w:tc>
         <w:tc>
           <w:tcPr>
-            <w:tcW w:w="1430" w:type="dxa"/>
+            <w:tcW w:w="1598" w:type="dxa"/>
           </w:tcPr>
           <w:p>
             <w:pPr>
@@ -6807,7 +6807,7 @@
         </w:tc>
         <w:tc>
           <w:tcPr>
-            <w:tcW w:w="3049" w:type="dxa"/>
+            <w:tcW w:w="3405" w:type="dxa"/>
           </w:tcPr>
           <w:p>
             <w:pPr>
@@ -6829,7 +6829,7 @@
         </w:trPr>
         <w:tc>
           <w:tcPr>
-            <w:tcW w:w="1814" w:type="dxa"/>
+            <w:tcW w:w="2027" w:type="dxa"/>
           </w:tcPr>
           <w:p>
             <w:pPr>
@@ -6846,7 +6846,7 @@
         </w:tc>
         <w:tc>
           <w:tcPr>
-            <w:tcW w:w="1618" w:type="dxa"/>
+            <w:tcW w:w="1808" w:type="dxa"/>
           </w:tcPr>
           <w:p>
             <w:pPr>
@@ -6863,7 +6863,7 @@
         </w:tc>
         <w:tc>
           <w:tcPr>
-            <w:tcW w:w="1430" w:type="dxa"/>
+            <w:tcW w:w="1598" w:type="dxa"/>
           </w:tcPr>
           <w:p>
             <w:pPr>
@@ -6880,7 +6880,7 @@
         </w:tc>
         <w:tc>
           <w:tcPr>
-            <w:tcW w:w="3049" w:type="dxa"/>
+            <w:tcW w:w="3405" w:type="dxa"/>
           </w:tcPr>
           <w:p>
             <w:pPr>
@@ -6902,7 +6902,7 @@
         </w:trPr>
         <w:tc>
           <w:tcPr>
-            <w:tcW w:w="1814" w:type="dxa"/>
+            <w:tcW w:w="2027" w:type="dxa"/>
           </w:tcPr>
           <w:p>
             <w:pPr>
@@ -6919,7 +6919,7 @@
         </w:tc>
         <w:tc>
           <w:tcPr>
-            <w:tcW w:w="1618" w:type="dxa"/>
+            <w:tcW w:w="1808" w:type="dxa"/>
           </w:tcPr>
           <w:p>
             <w:pPr>
@@ -6936,7 +6936,7 @@
         </w:tc>
         <w:tc>
           <w:tcPr>
-            <w:tcW w:w="1430" w:type="dxa"/>
+            <w:tcW w:w="1598" w:type="dxa"/>
           </w:tcPr>
           <w:p>
             <w:pPr>
@@ -6953,7 +6953,7 @@
         </w:tc>
         <w:tc>
           <w:tcPr>
-            <w:tcW w:w="3049" w:type="dxa"/>
+            <w:tcW w:w="3405" w:type="dxa"/>
           </w:tcPr>
           <w:p>
             <w:pPr>
@@ -6975,7 +6975,7 @@
         </w:trPr>
         <w:tc>
           <w:tcPr>
-            <w:tcW w:w="1814" w:type="dxa"/>
+            <w:tcW w:w="2027" w:type="dxa"/>
           </w:tcPr>
           <w:p>
             <w:pPr>
@@ -6992,7 +6992,7 @@
         </w:tc>
         <w:tc>
           <w:tcPr>
-            <w:tcW w:w="1618" w:type="dxa"/>
+            <w:tcW w:w="1808" w:type="dxa"/>
           </w:tcPr>
           <w:p>
             <w:pPr>
@@ -7009,7 +7009,7 @@
         </w:tc>
         <w:tc>
           <w:tcPr>
-            <w:tcW w:w="1430" w:type="dxa"/>
+            <w:tcW w:w="1598" w:type="dxa"/>
           </w:tcPr>
           <w:p>
             <w:pPr>
@@ -7026,7 +7026,7 @@
         </w:tc>
         <w:tc>
           <w:tcPr>
-            <w:tcW w:w="3049" w:type="dxa"/>
+            <w:tcW w:w="3405" w:type="dxa"/>
           </w:tcPr>
           <w:p>
             <w:pPr>
@@ -7048,7 +7048,7 @@
         </w:trPr>
         <w:tc>
           <w:tcPr>
-            <w:tcW w:w="1814" w:type="dxa"/>
+            <w:tcW w:w="2027" w:type="dxa"/>
           </w:tcPr>
           <w:p>
             <w:pPr>
@@ -7065,7 +7065,7 @@
         </w:tc>
         <w:tc>
           <w:tcPr>
-            <w:tcW w:w="1618" w:type="dxa"/>
+            <w:tcW w:w="1808" w:type="dxa"/>
           </w:tcPr>
           <w:p>
             <w:pPr>
@@ -7082,7 +7082,7 @@
         </w:tc>
         <w:tc>
           <w:tcPr>
-            <w:tcW w:w="1430" w:type="dxa"/>
+            <w:tcW w:w="1598" w:type="dxa"/>
           </w:tcPr>
           <w:p>
             <w:pPr>
@@ -7099,7 +7099,7 @@
         </w:tc>
         <w:tc>
           <w:tcPr>
-            <w:tcW w:w="3049" w:type="dxa"/>
+            <w:tcW w:w="3405" w:type="dxa"/>
           </w:tcPr>
           <w:p>
             <w:pPr>
@@ -7121,7 +7121,7 @@
         </w:trPr>
         <w:tc>
           <w:tcPr>
-            <w:tcW w:w="1814" w:type="dxa"/>
+            <w:tcW w:w="2027" w:type="dxa"/>
           </w:tcPr>
           <w:p>
             <w:pPr>
@@ -7138,7 +7138,7 @@
         </w:tc>
         <w:tc>
           <w:tcPr>
-            <w:tcW w:w="1618" w:type="dxa"/>
+            <w:tcW w:w="1808" w:type="dxa"/>
           </w:tcPr>
           <w:p>
             <w:pPr>
@@ -7155,7 +7155,7 @@
         </w:tc>
         <w:tc>
           <w:tcPr>
-            <w:tcW w:w="1430" w:type="dxa"/>
+            <w:tcW w:w="1598" w:type="dxa"/>
           </w:tcPr>
           <w:p>
             <w:pPr>
@@ -7172,7 +7172,7 @@
         </w:tc>
         <w:tc>
           <w:tcPr>
-            <w:tcW w:w="3049" w:type="dxa"/>
+            <w:tcW w:w="3405" w:type="dxa"/>
           </w:tcPr>
           <w:p>
             <w:pPr>
@@ -7194,7 +7194,7 @@
         </w:trPr>
         <w:tc>
           <w:tcPr>
-            <w:tcW w:w="1814" w:type="dxa"/>
+            <w:tcW w:w="2027" w:type="dxa"/>
           </w:tcPr>
           <w:p>
             <w:pPr>
@@ -7211,7 +7211,7 @@
         </w:tc>
         <w:tc>
           <w:tcPr>
-            <w:tcW w:w="1618" w:type="dxa"/>
+            <w:tcW w:w="1808" w:type="dxa"/>
           </w:tcPr>
           <w:p>
             <w:pPr>
@@ -7228,7 +7228,7 @@
         </w:tc>
         <w:tc>
           <w:tcPr>
-            <w:tcW w:w="1430" w:type="dxa"/>
+            <w:tcW w:w="1598" w:type="dxa"/>
           </w:tcPr>
           <w:p>
             <w:pPr>
@@ -7245,7 +7245,7 @@
         </w:tc>
         <w:tc>
           <w:tcPr>
-            <w:tcW w:w="3049" w:type="dxa"/>
+            <w:tcW w:w="3405" w:type="dxa"/>
           </w:tcPr>
           <w:p>
             <w:pPr>
@@ -7267,7 +7267,7 @@
         </w:trPr>
         <w:tc>
           <w:tcPr>
-            <w:tcW w:w="1814" w:type="dxa"/>
+            <w:tcW w:w="2027" w:type="dxa"/>
           </w:tcPr>
           <w:p>
             <w:pPr>
@@ -7284,7 +7284,7 @@
         </w:tc>
         <w:tc>
           <w:tcPr>
-            <w:tcW w:w="1618" w:type="dxa"/>
+            <w:tcW w:w="1808" w:type="dxa"/>
           </w:tcPr>
           <w:p>
             <w:pPr>
@@ -7301,7 +7301,7 @@
         </w:tc>
         <w:tc>
           <w:tcPr>
-            <w:tcW w:w="1430" w:type="dxa"/>
+            <w:tcW w:w="1598" w:type="dxa"/>
           </w:tcPr>
           <w:p>
             <w:pPr>
@@ -7318,7 +7318,7 @@
         </w:tc>
         <w:tc>
           <w:tcPr>
-            <w:tcW w:w="3049" w:type="dxa"/>
+            <w:tcW w:w="3405" w:type="dxa"/>
           </w:tcPr>
           <w:p>
             <w:pPr>
@@ -7340,7 +7340,7 @@
         </w:trPr>
         <w:tc>
           <w:tcPr>
-            <w:tcW w:w="1814" w:type="dxa"/>
+            <w:tcW w:w="2027" w:type="dxa"/>
           </w:tcPr>
           <w:p>
             <w:pPr>
@@ -7357,7 +7357,7 @@
         </w:tc>
         <w:tc>
           <w:tcPr>
-            <w:tcW w:w="1618" w:type="dxa"/>
+            <w:tcW w:w="1808" w:type="dxa"/>
           </w:tcPr>
           <w:p>
             <w:pPr>
@@ -7374,7 +7374,7 @@
         </w:tc>
         <w:tc>
           <w:tcPr>
-            <w:tcW w:w="1430" w:type="dxa"/>
+            <w:tcW w:w="1598" w:type="dxa"/>
           </w:tcPr>
           <w:p>
             <w:pPr>
@@ -7391,7 +7391,7 @@
         </w:tc>
         <w:tc>
           <w:tcPr>
-            <w:tcW w:w="3049" w:type="dxa"/>
+            <w:tcW w:w="3405" w:type="dxa"/>
           </w:tcPr>
           <w:p>
             <w:pPr>
@@ -7413,7 +7413,7 @@
         </w:trPr>
         <w:tc>
           <w:tcPr>
-            <w:tcW w:w="1814" w:type="dxa"/>
+            <w:tcW w:w="2027" w:type="dxa"/>
           </w:tcPr>
           <w:p>
             <w:pPr>
@@ -7430,7 +7430,7 @@
         </w:tc>
         <w:tc>
           <w:tcPr>
-            <w:tcW w:w="1618" w:type="dxa"/>
+            <w:tcW w:w="1808" w:type="dxa"/>
           </w:tcPr>
           <w:p>
             <w:pPr>
@@ -7447,7 +7447,7 @@
         </w:tc>
         <w:tc>
           <w:tcPr>
-            <w:tcW w:w="1430" w:type="dxa"/>
+            <w:tcW w:w="1598" w:type="dxa"/>
           </w:tcPr>
           <w:p>
             <w:pPr>
@@ -7464,7 +7464,7 @@
         </w:tc>
         <w:tc>
           <w:tcPr>
-            <w:tcW w:w="3049" w:type="dxa"/>
+            <w:tcW w:w="3405" w:type="dxa"/>
           </w:tcPr>
           <w:p>
             <w:pPr>
@@ -7486,7 +7486,7 @@
         </w:trPr>
         <w:tc>
           <w:tcPr>
-            <w:tcW w:w="1814" w:type="dxa"/>
+            <w:tcW w:w="2027" w:type="dxa"/>
           </w:tcPr>
           <w:p>
             <w:pPr>
@@ -7503,7 +7503,7 @@
         </w:tc>
         <w:tc>
           <w:tcPr>
-            <w:tcW w:w="1618" w:type="dxa"/>
+            <w:tcW w:w="1808" w:type="dxa"/>
           </w:tcPr>
           <w:p>
             <w:pPr>
@@ -7520,7 +7520,7 @@
         </w:tc>
         <w:tc>
           <w:tcPr>
-            <w:tcW w:w="1430" w:type="dxa"/>
+            <w:tcW w:w="1598" w:type="dxa"/>
           </w:tcPr>
           <w:p>
             <w:pPr>
@@ -7537,7 +7537,7 @@
         </w:tc>
         <w:tc>
           <w:tcPr>
-            <w:tcW w:w="3049" w:type="dxa"/>
+            <w:tcW w:w="3405" w:type="dxa"/>
           </w:tcPr>
           <w:p>
             <w:pPr>
@@ -7608,10 +7608,10 @@
         </w:tblBorders>
       </w:tblPr>
       <w:tblGrid>
-        <w:gridCol w:w="1220"/>
-        <w:gridCol w:w="3253"/>
-        <w:gridCol w:w="1871"/>
-        <w:gridCol w:w="1564"/>
+        <w:gridCol w:w="1363"/>
+        <w:gridCol w:w="3636"/>
+        <w:gridCol w:w="2091"/>
+        <w:gridCol w:w="1748"/>
       </w:tblGrid>
       <w:tr>
         <w:trPr>
@@ -7620,7 +7620,7 @@
         </w:trPr>
         <w:tc>
           <w:tcPr>
-            <w:tcW w:w="1220" w:type="dxa"/>
+            <w:tcW w:w="1363" w:type="dxa"/>
             <w:shd w:val="clear" w:color="auto" w:fill="D9E2F3"/>
           </w:tcPr>
           <w:p>
@@ -7639,7 +7639,7 @@
         </w:tc>
         <w:tc>
           <w:tcPr>
-            <w:tcW w:w="3253" w:type="dxa"/>
+            <w:tcW w:w="3636" w:type="dxa"/>
             <w:shd w:val="clear" w:color="auto" w:fill="D9E2F3"/>
           </w:tcPr>
           <w:p>
@@ -7658,7 +7658,7 @@
         </w:tc>
         <w:tc>
           <w:tcPr>
-            <w:tcW w:w="1871" w:type="dxa"/>
+            <w:tcW w:w="2091" w:type="dxa"/>
             <w:shd w:val="clear" w:color="auto" w:fill="D9E2F3"/>
           </w:tcPr>
           <w:p>
@@ -7677,7 +7677,7 @@
         </w:tc>
         <w:tc>
           <w:tcPr>
-            <w:tcW w:w="1564" w:type="dxa"/>
+            <w:tcW w:w="1748" w:type="dxa"/>
             <w:shd w:val="clear" w:color="auto" w:fill="D9E2F3"/>
           </w:tcPr>
           <w:p>
@@ -7701,7 +7701,7 @@
         </w:trPr>
         <w:tc>
           <w:tcPr>
-            <w:tcW w:w="1220" w:type="dxa"/>
+            <w:tcW w:w="1363" w:type="dxa"/>
           </w:tcPr>
           <w:p>
             <w:pPr>
@@ -7718,7 +7718,7 @@
         </w:tc>
         <w:tc>
           <w:tcPr>
-            <w:tcW w:w="3253" w:type="dxa"/>
+            <w:tcW w:w="3636" w:type="dxa"/>
           </w:tcPr>
           <w:p>
             <w:pPr>
@@ -7735,7 +7735,7 @@
         </w:tc>
         <w:tc>
           <w:tcPr>
-            <w:tcW w:w="1871" w:type="dxa"/>
+            <w:tcW w:w="2091" w:type="dxa"/>
           </w:tcPr>
           <w:p>
             <w:pPr>
@@ -7752,7 +7752,7 @@
         </w:tc>
         <w:tc>
           <w:tcPr>
-            <w:tcW w:w="1564" w:type="dxa"/>
+            <w:tcW w:w="1748" w:type="dxa"/>
           </w:tcPr>
           <w:p>
             <w:pPr>
@@ -7774,7 +7774,7 @@
         </w:trPr>
         <w:tc>
           <w:tcPr>
-            <w:tcW w:w="1220" w:type="dxa"/>
+            <w:tcW w:w="1363" w:type="dxa"/>
           </w:tcPr>
           <w:p>
             <w:pPr>
@@ -7791,7 +7791,7 @@
         </w:tc>
         <w:tc>
           <w:tcPr>
-            <w:tcW w:w="3253" w:type="dxa"/>
+            <w:tcW w:w="3636" w:type="dxa"/>
           </w:tcPr>
           <w:p>
             <w:pPr>
@@ -7808,7 +7808,7 @@
         </w:tc>
         <w:tc>
           <w:tcPr>
-            <w:tcW w:w="1871" w:type="dxa"/>
+            <w:tcW w:w="2091" w:type="dxa"/>
           </w:tcPr>
           <w:p>
             <w:pPr>
@@ -7825,7 +7825,7 @@
         </w:tc>
         <w:tc>
           <w:tcPr>
-            <w:tcW w:w="1564" w:type="dxa"/>
+            <w:tcW w:w="1748" w:type="dxa"/>
           </w:tcPr>
           <w:p>
             <w:pPr>
@@ -7847,7 +7847,7 @@
         </w:trPr>
         <w:tc>
           <w:tcPr>
-            <w:tcW w:w="1220" w:type="dxa"/>
+            <w:tcW w:w="1363" w:type="dxa"/>
           </w:tcPr>
           <w:p>
             <w:pPr>
@@ -7864,7 +7864,7 @@
         </w:tc>
         <w:tc>
           <w:tcPr>
-            <w:tcW w:w="3253" w:type="dxa"/>
+            <w:tcW w:w="3636" w:type="dxa"/>
           </w:tcPr>
           <w:p>
             <w:pPr>
@@ -7900,7 +7900,7 @@
         </w:tc>
         <w:tc>
           <w:tcPr>
-            <w:tcW w:w="1871" w:type="dxa"/>
+            <w:tcW w:w="2091" w:type="dxa"/>
           </w:tcPr>
           <w:p>
             <w:pPr>
@@ -7917,7 +7917,7 @@
         </w:tc>
         <w:tc>
           <w:tcPr>
-            <w:tcW w:w="1564" w:type="dxa"/>
+            <w:tcW w:w="1748" w:type="dxa"/>
           </w:tcPr>
           <w:p>
             <w:pPr>
@@ -7939,7 +7939,7 @@
         </w:trPr>
         <w:tc>
           <w:tcPr>
-            <w:tcW w:w="1220" w:type="dxa"/>
+            <w:tcW w:w="1363" w:type="dxa"/>
           </w:tcPr>
           <w:p>
             <w:pPr>
@@ -7956,7 +7956,7 @@
         </w:tc>
         <w:tc>
           <w:tcPr>
-            <w:tcW w:w="3253" w:type="dxa"/>
+            <w:tcW w:w="3636" w:type="dxa"/>
           </w:tcPr>
           <w:p>
             <w:pPr>
@@ -7973,7 +7973,7 @@
         </w:tc>
         <w:tc>
           <w:tcPr>
-            <w:tcW w:w="1871" w:type="dxa"/>
+            <w:tcW w:w="2091" w:type="dxa"/>
           </w:tcPr>
           <w:p>
             <w:pPr>
@@ -7990,7 +7990,7 @@
         </w:tc>
         <w:tc>
           <w:tcPr>
-            <w:tcW w:w="1564" w:type="dxa"/>
+            <w:tcW w:w="1748" w:type="dxa"/>
           </w:tcPr>
           <w:p>
             <w:pPr>
@@ -8012,7 +8012,7 @@
         </w:trPr>
         <w:tc>
           <w:tcPr>
-            <w:tcW w:w="1220" w:type="dxa"/>
+            <w:tcW w:w="1363" w:type="dxa"/>
           </w:tcPr>
           <w:p>
             <w:pPr>
@@ -8029,7 +8029,7 @@
         </w:tc>
         <w:tc>
           <w:tcPr>
-            <w:tcW w:w="3253" w:type="dxa"/>
+            <w:tcW w:w="3636" w:type="dxa"/>
           </w:tcPr>
           <w:p>
             <w:pPr>
@@ -8046,7 +8046,7 @@
         </w:tc>
         <w:tc>
           <w:tcPr>
-            <w:tcW w:w="1871" w:type="dxa"/>
+            <w:tcW w:w="2091" w:type="dxa"/>
           </w:tcPr>
           <w:p>
             <w:pPr>
@@ -8063,7 +8063,7 @@
         </w:tc>
         <w:tc>
           <w:tcPr>
-            <w:tcW w:w="1564" w:type="dxa"/>
+            <w:tcW w:w="1748" w:type="dxa"/>
           </w:tcPr>
           <w:p>
             <w:pPr>
@@ -8085,7 +8085,7 @@
         </w:trPr>
         <w:tc>
           <w:tcPr>
-            <w:tcW w:w="1220" w:type="dxa"/>
+            <w:tcW w:w="1363" w:type="dxa"/>
           </w:tcPr>
           <w:p>
             <w:pPr>
@@ -8102,7 +8102,7 @@
         </w:tc>
         <w:tc>
           <w:tcPr>
-            <w:tcW w:w="3253" w:type="dxa"/>
+            <w:tcW w:w="3636" w:type="dxa"/>
           </w:tcPr>
           <w:p>
             <w:pPr>
@@ -8119,7 +8119,7 @@
         </w:tc>
         <w:tc>
           <w:tcPr>
-            <w:tcW w:w="1871" w:type="dxa"/>
+            <w:tcW w:w="2091" w:type="dxa"/>
           </w:tcPr>
           <w:p>
             <w:pPr>
@@ -8136,7 +8136,7 @@
         </w:tc>
         <w:tc>
           <w:tcPr>
-            <w:tcW w:w="1564" w:type="dxa"/>
+            <w:tcW w:w="1748" w:type="dxa"/>
           </w:tcPr>
           <w:p>
             <w:pPr>
@@ -8158,7 +8158,7 @@
         </w:trPr>
         <w:tc>
           <w:tcPr>
-            <w:tcW w:w="1220" w:type="dxa"/>
+            <w:tcW w:w="1363" w:type="dxa"/>
           </w:tcPr>
           <w:p>
             <w:pPr>
@@ -8175,7 +8175,7 @@
         </w:tc>
         <w:tc>
           <w:tcPr>
-            <w:tcW w:w="3253" w:type="dxa"/>
+            <w:tcW w:w="3636" w:type="dxa"/>
           </w:tcPr>
           <w:p>
             <w:pPr>
@@ -8192,7 +8192,7 @@
         </w:tc>
         <w:tc>
           <w:tcPr>
-            <w:tcW w:w="1871" w:type="dxa"/>
+            <w:tcW w:w="2091" w:type="dxa"/>
           </w:tcPr>
           <w:p>
             <w:pPr>
@@ -8209,7 +8209,7 @@
         </w:tc>
         <w:tc>
           <w:tcPr>
-            <w:tcW w:w="1564" w:type="dxa"/>
+            <w:tcW w:w="1748" w:type="dxa"/>
           </w:tcPr>
           <w:p>
             <w:pPr>
@@ -8231,7 +8231,7 @@
         </w:trPr>
         <w:tc>
           <w:tcPr>
-            <w:tcW w:w="1220" w:type="dxa"/>
+            <w:tcW w:w="1363" w:type="dxa"/>
           </w:tcPr>
           <w:p>
             <w:pPr>
@@ -8248,7 +8248,7 @@
         </w:tc>
         <w:tc>
           <w:tcPr>
-            <w:tcW w:w="3253" w:type="dxa"/>
+            <w:tcW w:w="3636" w:type="dxa"/>
           </w:tcPr>
           <w:p>
             <w:pPr>
@@ -8265,7 +8265,7 @@
         </w:tc>
         <w:tc>
           <w:tcPr>
-            <w:tcW w:w="1871" w:type="dxa"/>
+            <w:tcW w:w="2091" w:type="dxa"/>
           </w:tcPr>
           <w:p>
             <w:pPr>
@@ -8282,7 +8282,7 @@
         </w:tc>
         <w:tc>
           <w:tcPr>
-            <w:tcW w:w="1564" w:type="dxa"/>
+            <w:tcW w:w="1748" w:type="dxa"/>
           </w:tcPr>
           <w:p>
             <w:pPr>
@@ -8304,7 +8304,7 @@
         </w:trPr>
         <w:tc>
           <w:tcPr>
-            <w:tcW w:w="1220" w:type="dxa"/>
+            <w:tcW w:w="1363" w:type="dxa"/>
           </w:tcPr>
           <w:p>
             <w:pPr>
@@ -8321,7 +8321,7 @@
         </w:tc>
         <w:tc>
           <w:tcPr>
-            <w:tcW w:w="3253" w:type="dxa"/>
+            <w:tcW w:w="3636" w:type="dxa"/>
           </w:tcPr>
           <w:p>
             <w:pPr>
@@ -8338,7 +8338,7 @@
         </w:tc>
         <w:tc>
           <w:tcPr>
-            <w:tcW w:w="1871" w:type="dxa"/>
+            <w:tcW w:w="2091" w:type="dxa"/>
           </w:tcPr>
           <w:p>
             <w:pPr>
@@ -8355,7 +8355,7 @@
         </w:tc>
         <w:tc>
           <w:tcPr>
-            <w:tcW w:w="1564" w:type="dxa"/>
+            <w:tcW w:w="1748" w:type="dxa"/>
           </w:tcPr>
           <w:p>
             <w:pPr>
@@ -8377,7 +8377,7 @@
         </w:trPr>
         <w:tc>
           <w:tcPr>
-            <w:tcW w:w="1220" w:type="dxa"/>
+            <w:tcW w:w="1363" w:type="dxa"/>
           </w:tcPr>
           <w:p>
             <w:pPr>
@@ -8394,7 +8394,7 @@
         </w:tc>
         <w:tc>
           <w:tcPr>
-            <w:tcW w:w="3253" w:type="dxa"/>
+            <w:tcW w:w="3636" w:type="dxa"/>
           </w:tcPr>
           <w:p>
             <w:pPr>
@@ -8411,7 +8411,7 @@
         </w:tc>
         <w:tc>
           <w:tcPr>
-            <w:tcW w:w="1871" w:type="dxa"/>
+            <w:tcW w:w="2091" w:type="dxa"/>
           </w:tcPr>
           <w:p>
             <w:pPr>
@@ -8428,7 +8428,7 @@
         </w:tc>
         <w:tc>
           <w:tcPr>
-            <w:tcW w:w="1564" w:type="dxa"/>
+            <w:tcW w:w="1748" w:type="dxa"/>
           </w:tcPr>
           <w:p>
             <w:pPr>
@@ -8450,7 +8450,7 @@
         </w:trPr>
         <w:tc>
           <w:tcPr>
-            <w:tcW w:w="1220" w:type="dxa"/>
+            <w:tcW w:w="1363" w:type="dxa"/>
           </w:tcPr>
           <w:p>
             <w:pPr>
@@ -8467,7 +8467,7 @@
         </w:tc>
         <w:tc>
           <w:tcPr>
-            <w:tcW w:w="3253" w:type="dxa"/>
+            <w:tcW w:w="3636" w:type="dxa"/>
           </w:tcPr>
           <w:p>
             <w:pPr>
@@ -8484,7 +8484,7 @@
         </w:tc>
         <w:tc>
           <w:tcPr>
-            <w:tcW w:w="1871" w:type="dxa"/>
+            <w:tcW w:w="2091" w:type="dxa"/>
           </w:tcPr>
           <w:p>
             <w:pPr>
@@ -8501,7 +8501,7 @@
         </w:tc>
         <w:tc>
           <w:tcPr>
-            <w:tcW w:w="1564" w:type="dxa"/>
+            <w:tcW w:w="1748" w:type="dxa"/>
           </w:tcPr>
           <w:p>
             <w:pPr>
@@ -8523,7 +8523,7 @@
         </w:trPr>
         <w:tc>
           <w:tcPr>
-            <w:tcW w:w="1220" w:type="dxa"/>
+            <w:tcW w:w="1363" w:type="dxa"/>
           </w:tcPr>
           <w:p>
             <w:pPr>
@@ -8540,7 +8540,7 @@
         </w:tc>
         <w:tc>
           <w:tcPr>
-            <w:tcW w:w="3253" w:type="dxa"/>
+            <w:tcW w:w="3636" w:type="dxa"/>
           </w:tcPr>
           <w:p>
             <w:pPr>
@@ -8557,7 +8557,7 @@
         </w:tc>
         <w:tc>
           <w:tcPr>
-            <w:tcW w:w="1871" w:type="dxa"/>
+            <w:tcW w:w="2091" w:type="dxa"/>
           </w:tcPr>
           <w:p>
             <w:pPr>
@@ -8574,7 +8574,7 @@
         </w:tc>
         <w:tc>
           <w:tcPr>
-            <w:tcW w:w="1564" w:type="dxa"/>
+            <w:tcW w:w="1748" w:type="dxa"/>
           </w:tcPr>
           <w:p>
             <w:pPr>
@@ -8596,7 +8596,7 @@
         </w:trPr>
         <w:tc>
           <w:tcPr>
-            <w:tcW w:w="1220" w:type="dxa"/>
+            <w:tcW w:w="1363" w:type="dxa"/>
           </w:tcPr>
           <w:p>
             <w:pPr>
@@ -8613,7 +8613,7 @@
         </w:tc>
         <w:tc>
           <w:tcPr>
-            <w:tcW w:w="3253" w:type="dxa"/>
+            <w:tcW w:w="3636" w:type="dxa"/>
           </w:tcPr>
           <w:p>
             <w:pPr>
@@ -8630,7 +8630,7 @@
         </w:tc>
         <w:tc>
           <w:tcPr>
-            <w:tcW w:w="1871" w:type="dxa"/>
+            <w:tcW w:w="2091" w:type="dxa"/>
           </w:tcPr>
           <w:p>
             <w:pPr>
@@ -8647,7 +8647,7 @@
         </w:tc>
         <w:tc>
           <w:tcPr>
-            <w:tcW w:w="1564" w:type="dxa"/>
+            <w:tcW w:w="1748" w:type="dxa"/>
           </w:tcPr>
           <w:p>
             <w:pPr>
@@ -8669,7 +8669,7 @@
         </w:trPr>
         <w:tc>
           <w:tcPr>
-            <w:tcW w:w="1220" w:type="dxa"/>
+            <w:tcW w:w="1363" w:type="dxa"/>
           </w:tcPr>
           <w:p>
             <w:pPr>
@@ -8686,7 +8686,7 @@
         </w:tc>
         <w:tc>
           <w:tcPr>
-            <w:tcW w:w="3253" w:type="dxa"/>
+            <w:tcW w:w="3636" w:type="dxa"/>
           </w:tcPr>
           <w:p>
             <w:pPr>
@@ -8703,7 +8703,7 @@
         </w:tc>
         <w:tc>
           <w:tcPr>
-            <w:tcW w:w="1871" w:type="dxa"/>
+            <w:tcW w:w="2091" w:type="dxa"/>
           </w:tcPr>
           <w:p>
             <w:pPr>
@@ -8720,7 +8720,7 @@
         </w:tc>
         <w:tc>
           <w:tcPr>
-            <w:tcW w:w="1564" w:type="dxa"/>
+            <w:tcW w:w="1748" w:type="dxa"/>
           </w:tcPr>
           <w:p>
             <w:pPr>
@@ -8742,7 +8742,7 @@
         </w:trPr>
         <w:tc>
           <w:tcPr>
-            <w:tcW w:w="1220" w:type="dxa"/>
+            <w:tcW w:w="1363" w:type="dxa"/>
           </w:tcPr>
           <w:p>
             <w:pPr>
@@ -8759,7 +8759,7 @@
         </w:tc>
         <w:tc>
           <w:tcPr>
-            <w:tcW w:w="3253" w:type="dxa"/>
+            <w:tcW w:w="3636" w:type="dxa"/>
           </w:tcPr>
           <w:p>
             <w:pPr>
@@ -8776,7 +8776,7 @@
         </w:tc>
         <w:tc>
           <w:tcPr>
-            <w:tcW w:w="1871" w:type="dxa"/>
+            <w:tcW w:w="2091" w:type="dxa"/>
           </w:tcPr>
           <w:p>
             <w:pPr>
@@ -8793,7 +8793,7 @@
         </w:tc>
         <w:tc>
           <w:tcPr>
-            <w:tcW w:w="1564" w:type="dxa"/>
+            <w:tcW w:w="1748" w:type="dxa"/>
           </w:tcPr>
           <w:p>
             <w:pPr>
@@ -8815,7 +8815,7 @@
         </w:trPr>
         <w:tc>
           <w:tcPr>
-            <w:tcW w:w="1220" w:type="dxa"/>
+            <w:tcW w:w="1363" w:type="dxa"/>
           </w:tcPr>
           <w:p>
             <w:pPr>
@@ -8832,7 +8832,7 @@
         </w:tc>
         <w:tc>
           <w:tcPr>
-            <w:tcW w:w="3253" w:type="dxa"/>
+            <w:tcW w:w="3636" w:type="dxa"/>
           </w:tcPr>
           <w:p>
             <w:pPr>
@@ -8849,7 +8849,7 @@
         </w:tc>
         <w:tc>
           <w:tcPr>
-            <w:tcW w:w="1871" w:type="dxa"/>
+            <w:tcW w:w="2091" w:type="dxa"/>
           </w:tcPr>
           <w:p>
             <w:pPr>
@@ -8866,7 +8866,7 @@
         </w:tc>
         <w:tc>
           <w:tcPr>
-            <w:tcW w:w="1564" w:type="dxa"/>
+            <w:tcW w:w="1748" w:type="dxa"/>
           </w:tcPr>
           <w:p>
             <w:pPr>
@@ -8888,7 +8888,7 @@
         </w:trPr>
         <w:tc>
           <w:tcPr>
-            <w:tcW w:w="1220" w:type="dxa"/>
+            <w:tcW w:w="1363" w:type="dxa"/>
           </w:tcPr>
           <w:p>
             <w:pPr>
@@ -8905,7 +8905,7 @@
         </w:tc>
         <w:tc>
           <w:tcPr>
-            <w:tcW w:w="3253" w:type="dxa"/>
+            <w:tcW w:w="3636" w:type="dxa"/>
           </w:tcPr>
           <w:p>
             <w:pPr>
@@ -8922,7 +8922,7 @@
         </w:tc>
         <w:tc>
           <w:tcPr>
-            <w:tcW w:w="1871" w:type="dxa"/>
+            <w:tcW w:w="2091" w:type="dxa"/>
           </w:tcPr>
           <w:p>
             <w:pPr>
@@ -8939,7 +8939,7 @@
         </w:tc>
         <w:tc>
           <w:tcPr>
-            <w:tcW w:w="1564" w:type="dxa"/>
+            <w:tcW w:w="1748" w:type="dxa"/>
           </w:tcPr>
           <w:p>
             <w:pPr>
@@ -8961,7 +8961,7 @@
         </w:trPr>
         <w:tc>
           <w:tcPr>
-            <w:tcW w:w="1220" w:type="dxa"/>
+            <w:tcW w:w="1363" w:type="dxa"/>
           </w:tcPr>
           <w:p>
             <w:pPr>
@@ -8978,7 +8978,7 @@
         </w:tc>
         <w:tc>
           <w:tcPr>
-            <w:tcW w:w="3253" w:type="dxa"/>
+            <w:tcW w:w="3636" w:type="dxa"/>
           </w:tcPr>
           <w:p>
             <w:pPr>
@@ -8995,7 +8995,7 @@
         </w:tc>
         <w:tc>
           <w:tcPr>
-            <w:tcW w:w="1871" w:type="dxa"/>
+            <w:tcW w:w="2091" w:type="dxa"/>
           </w:tcPr>
           <w:p>
             <w:pPr>
@@ -9012,7 +9012,7 @@
         </w:tc>
         <w:tc>
           <w:tcPr>
-            <w:tcW w:w="1564" w:type="dxa"/>
+            <w:tcW w:w="1748" w:type="dxa"/>
           </w:tcPr>
           <w:p>
             <w:pPr>
@@ -9034,7 +9034,7 @@
         </w:trPr>
         <w:tc>
           <w:tcPr>
-            <w:tcW w:w="1220" w:type="dxa"/>
+            <w:tcW w:w="1363" w:type="dxa"/>
           </w:tcPr>
           <w:p>
             <w:pPr>
@@ -9051,7 +9051,7 @@
         </w:tc>
         <w:tc>
           <w:tcPr>
-            <w:tcW w:w="3253" w:type="dxa"/>
+            <w:tcW w:w="3636" w:type="dxa"/>
           </w:tcPr>
           <w:p>
             <w:pPr>
@@ -9068,7 +9068,7 @@
         </w:tc>
         <w:tc>
           <w:tcPr>
-            <w:tcW w:w="1871" w:type="dxa"/>
+            <w:tcW w:w="2091" w:type="dxa"/>
           </w:tcPr>
           <w:p>
             <w:pPr>
@@ -9085,7 +9085,7 @@
         </w:tc>
         <w:tc>
           <w:tcPr>
-            <w:tcW w:w="1564" w:type="dxa"/>
+            <w:tcW w:w="1748" w:type="dxa"/>
           </w:tcPr>
           <w:p>
             <w:pPr>
@@ -9156,8 +9156,8 @@
         </w:tblBorders>
       </w:tblPr>
       <w:tblGrid>
-        <w:gridCol w:w="3859"/>
-        <w:gridCol w:w="4056"/>
+        <w:gridCol w:w="4309"/>
+        <w:gridCol w:w="4529"/>
       </w:tblGrid>
       <w:tr>
         <w:trPr>
@@ -9166,7 +9166,7 @@
         </w:trPr>
         <w:tc>
           <w:tcPr>
-            <w:tcW w:w="3859" w:type="dxa"/>
+            <w:tcW w:w="4309" w:type="dxa"/>
             <w:shd w:val="clear" w:color="auto" w:fill="D9E2F3"/>
           </w:tcPr>
           <w:p>
@@ -9185,7 +9185,7 @@
         </w:tc>
         <w:tc>
           <w:tcPr>
-            <w:tcW w:w="4056" w:type="dxa"/>
+            <w:tcW w:w="4529" w:type="dxa"/>
             <w:shd w:val="clear" w:color="auto" w:fill="D9E2F3"/>
           </w:tcPr>
           <w:p>
@@ -9209,7 +9209,7 @@
         </w:trPr>
         <w:tc>
           <w:tcPr>
-            <w:tcW w:w="3859" w:type="dxa"/>
+            <w:tcW w:w="4309" w:type="dxa"/>
           </w:tcPr>
           <w:p>
             <w:pPr>
@@ -9226,7 +9226,7 @@
         </w:tc>
         <w:tc>
           <w:tcPr>
-            <w:tcW w:w="4056" w:type="dxa"/>
+            <w:tcW w:w="4529" w:type="dxa"/>
           </w:tcPr>
           <w:p>
             <w:pPr>
@@ -9248,7 +9248,7 @@
         </w:trPr>
         <w:tc>
           <w:tcPr>
-            <w:tcW w:w="3859" w:type="dxa"/>
+            <w:tcW w:w="4309" w:type="dxa"/>
           </w:tcPr>
           <w:p>
             <w:pPr>
@@ -9265,7 +9265,7 @@
         </w:tc>
         <w:tc>
           <w:tcPr>
-            <w:tcW w:w="4056" w:type="dxa"/>
+            <w:tcW w:w="4529" w:type="dxa"/>
           </w:tcPr>
           <w:p>
             <w:pPr>
@@ -9287,7 +9287,7 @@
         </w:trPr>
         <w:tc>
           <w:tcPr>
-            <w:tcW w:w="3859" w:type="dxa"/>
+            <w:tcW w:w="4309" w:type="dxa"/>
           </w:tcPr>
           <w:p>
             <w:pPr>
@@ -9304,7 +9304,7 @@
         </w:tc>
         <w:tc>
           <w:tcPr>
-            <w:tcW w:w="4056" w:type="dxa"/>
+            <w:tcW w:w="4529" w:type="dxa"/>
           </w:tcPr>
           <w:p>
             <w:pPr>
@@ -9326,7 +9326,7 @@
         </w:trPr>
         <w:tc>
           <w:tcPr>
-            <w:tcW w:w="3859" w:type="dxa"/>
+            <w:tcW w:w="4309" w:type="dxa"/>
           </w:tcPr>
           <w:p>
             <w:pPr>
@@ -9343,7 +9343,7 @@
         </w:tc>
         <w:tc>
           <w:tcPr>
-            <w:tcW w:w="4056" w:type="dxa"/>
+            <w:tcW w:w="4529" w:type="dxa"/>
           </w:tcPr>
           <w:p>
             <w:pPr>
@@ -9365,7 +9365,7 @@
         </w:trPr>
         <w:tc>
           <w:tcPr>
-            <w:tcW w:w="3859" w:type="dxa"/>
+            <w:tcW w:w="4309" w:type="dxa"/>
           </w:tcPr>
           <w:p>
             <w:pPr>
@@ -9382,7 +9382,7 @@
         </w:tc>
         <w:tc>
           <w:tcPr>
-            <w:tcW w:w="4056" w:type="dxa"/>
+            <w:tcW w:w="4529" w:type="dxa"/>
           </w:tcPr>
           <w:p>
             <w:pPr>
@@ -9404,7 +9404,7 @@
         </w:trPr>
         <w:tc>
           <w:tcPr>
-            <w:tcW w:w="3859" w:type="dxa"/>
+            <w:tcW w:w="4309" w:type="dxa"/>
           </w:tcPr>
           <w:p>
             <w:pPr>
@@ -9421,7 +9421,7 @@
         </w:tc>
         <w:tc>
           <w:tcPr>
-            <w:tcW w:w="4056" w:type="dxa"/>
+            <w:tcW w:w="4529" w:type="dxa"/>
           </w:tcPr>
           <w:p>
             <w:pPr>
@@ -9443,7 +9443,7 @@
         </w:trPr>
         <w:tc>
           <w:tcPr>
-            <w:tcW w:w="3859" w:type="dxa"/>
+            <w:tcW w:w="4309" w:type="dxa"/>
           </w:tcPr>
           <w:p>
             <w:pPr>
@@ -9460,7 +9460,7 @@
         </w:tc>
         <w:tc>
           <w:tcPr>
-            <w:tcW w:w="4056" w:type="dxa"/>
+            <w:tcW w:w="4529" w:type="dxa"/>
           </w:tcPr>
           <w:p>
             <w:pPr>
@@ -9482,7 +9482,7 @@
         </w:trPr>
         <w:tc>
           <w:tcPr>
-            <w:tcW w:w="3859" w:type="dxa"/>
+            <w:tcW w:w="4309" w:type="dxa"/>
           </w:tcPr>
           <w:p>
             <w:pPr>
@@ -9499,7 +9499,7 @@
         </w:tc>
         <w:tc>
           <w:tcPr>
-            <w:tcW w:w="4056" w:type="dxa"/>
+            <w:tcW w:w="4529" w:type="dxa"/>
           </w:tcPr>
           <w:p>
             <w:pPr>
@@ -9521,7 +9521,7 @@
         </w:trPr>
         <w:tc>
           <w:tcPr>
-            <w:tcW w:w="3859" w:type="dxa"/>
+            <w:tcW w:w="4309" w:type="dxa"/>
           </w:tcPr>
           <w:p>
             <w:pPr>
@@ -9538,7 +9538,7 @@
         </w:tc>
         <w:tc>
           <w:tcPr>
-            <w:tcW w:w="4056" w:type="dxa"/>
+            <w:tcW w:w="4529" w:type="dxa"/>
           </w:tcPr>
           <w:p>
             <w:pPr>
@@ -9560,7 +9560,7 @@
         </w:trPr>
         <w:tc>
           <w:tcPr>
-            <w:tcW w:w="3859" w:type="dxa"/>
+            <w:tcW w:w="4309" w:type="dxa"/>
           </w:tcPr>
           <w:p>
             <w:pPr>
@@ -9577,7 +9577,7 @@
         </w:tc>
         <w:tc>
           <w:tcPr>
-            <w:tcW w:w="4056" w:type="dxa"/>
+            <w:tcW w:w="4529" w:type="dxa"/>
           </w:tcPr>
           <w:p>
             <w:pPr>
@@ -9599,7 +9599,7 @@
         </w:trPr>
         <w:tc>
           <w:tcPr>
-            <w:tcW w:w="3859" w:type="dxa"/>
+            <w:tcW w:w="4309" w:type="dxa"/>
           </w:tcPr>
           <w:p>
             <w:pPr>
@@ -9616,7 +9616,7 @@
         </w:tc>
         <w:tc>
           <w:tcPr>
-            <w:tcW w:w="4056" w:type="dxa"/>
+            <w:tcW w:w="4529" w:type="dxa"/>
           </w:tcPr>
           <w:p>
             <w:pPr>
@@ -9638,7 +9638,7 @@
         </w:trPr>
         <w:tc>
           <w:tcPr>
-            <w:tcW w:w="3859" w:type="dxa"/>
+            <w:tcW w:w="4309" w:type="dxa"/>
           </w:tcPr>
           <w:p>
             <w:pPr>
@@ -9655,7 +9655,7 @@
         </w:tc>
         <w:tc>
           <w:tcPr>
-            <w:tcW w:w="4056" w:type="dxa"/>
+            <w:tcW w:w="4529" w:type="dxa"/>
           </w:tcPr>
           <w:p>
             <w:pPr>
@@ -9677,7 +9677,7 @@
         </w:trPr>
         <w:tc>
           <w:tcPr>
-            <w:tcW w:w="3859" w:type="dxa"/>
+            <w:tcW w:w="4309" w:type="dxa"/>
           </w:tcPr>
           <w:p>
             <w:pPr>
@@ -9694,7 +9694,7 @@
         </w:tc>
         <w:tc>
           <w:tcPr>
-            <w:tcW w:w="4056" w:type="dxa"/>
+            <w:tcW w:w="4529" w:type="dxa"/>
           </w:tcPr>
           <w:p>
             <w:pPr>
@@ -9716,7 +9716,7 @@
         </w:trPr>
         <w:tc>
           <w:tcPr>
-            <w:tcW w:w="3859" w:type="dxa"/>
+            <w:tcW w:w="4309" w:type="dxa"/>
           </w:tcPr>
           <w:p>
             <w:pPr>
@@ -9733,7 +9733,7 @@
         </w:tc>
         <w:tc>
           <w:tcPr>
-            <w:tcW w:w="4056" w:type="dxa"/>
+            <w:tcW w:w="4529" w:type="dxa"/>
           </w:tcPr>
           <w:p>
             <w:pPr>
@@ -9755,7 +9755,7 @@
         </w:trPr>
         <w:tc>
           <w:tcPr>
-            <w:tcW w:w="3859" w:type="dxa"/>
+            <w:tcW w:w="4309" w:type="dxa"/>
           </w:tcPr>
           <w:p>
             <w:pPr>
@@ -9772,7 +9772,7 @@
         </w:tc>
         <w:tc>
           <w:tcPr>
-            <w:tcW w:w="4056" w:type="dxa"/>
+            <w:tcW w:w="4529" w:type="dxa"/>
           </w:tcPr>
           <w:p>
             <w:pPr>
@@ -9794,7 +9794,7 @@
         </w:trPr>
         <w:tc>
           <w:tcPr>
-            <w:tcW w:w="3859" w:type="dxa"/>
+            <w:tcW w:w="4309" w:type="dxa"/>
           </w:tcPr>
           <w:p>
             <w:pPr>
@@ -9811,7 +9811,7 @@
         </w:tc>
         <w:tc>
           <w:tcPr>
-            <w:tcW w:w="4056" w:type="dxa"/>
+            <w:tcW w:w="4529" w:type="dxa"/>
           </w:tcPr>
           <w:p>
             <w:pPr>
@@ -9833,7 +9833,7 @@
         </w:trPr>
         <w:tc>
           <w:tcPr>
-            <w:tcW w:w="3859" w:type="dxa"/>
+            <w:tcW w:w="4309" w:type="dxa"/>
           </w:tcPr>
           <w:p>
             <w:pPr>
@@ -9850,7 +9850,7 @@
         </w:tc>
         <w:tc>
           <w:tcPr>
-            <w:tcW w:w="4056" w:type="dxa"/>
+            <w:tcW w:w="4529" w:type="dxa"/>
           </w:tcPr>
           <w:p>
             <w:pPr>
@@ -9872,7 +9872,7 @@
         </w:trPr>
         <w:tc>
           <w:tcPr>
-            <w:tcW w:w="3859" w:type="dxa"/>
+            <w:tcW w:w="4309" w:type="dxa"/>
           </w:tcPr>
           <w:p>
             <w:pPr>
@@ -9889,7 +9889,7 @@
         </w:tc>
         <w:tc>
           <w:tcPr>
-            <w:tcW w:w="4056" w:type="dxa"/>
+            <w:tcW w:w="4529" w:type="dxa"/>
           </w:tcPr>
           <w:p>
             <w:pPr>
@@ -9911,7 +9911,7 @@
         </w:trPr>
         <w:tc>
           <w:tcPr>
-            <w:tcW w:w="3859" w:type="dxa"/>
+            <w:tcW w:w="4309" w:type="dxa"/>
           </w:tcPr>
           <w:p>
             <w:pPr>
@@ -9928,7 +9928,7 @@
         </w:tc>
         <w:tc>
           <w:tcPr>
-            <w:tcW w:w="4056" w:type="dxa"/>
+            <w:tcW w:w="4529" w:type="dxa"/>
           </w:tcPr>
           <w:p>
             <w:pPr>
@@ -9950,7 +9950,7 @@
         </w:trPr>
         <w:tc>
           <w:tcPr>
-            <w:tcW w:w="3859" w:type="dxa"/>
+            <w:tcW w:w="4309" w:type="dxa"/>
           </w:tcPr>
           <w:p>
             <w:pPr>
@@ -9967,7 +9967,7 @@
         </w:tc>
         <w:tc>
           <w:tcPr>
-            <w:tcW w:w="4056" w:type="dxa"/>
+            <w:tcW w:w="4529" w:type="dxa"/>
           </w:tcPr>
           <w:p>
             <w:pPr>
@@ -9989,7 +9989,7 @@
         </w:trPr>
         <w:tc>
           <w:tcPr>
-            <w:tcW w:w="3859" w:type="dxa"/>
+            <w:tcW w:w="4309" w:type="dxa"/>
           </w:tcPr>
           <w:p>
             <w:pPr>
@@ -10006,7 +10006,7 @@
         </w:tc>
         <w:tc>
           <w:tcPr>
-            <w:tcW w:w="4056" w:type="dxa"/>
+            <w:tcW w:w="4529" w:type="dxa"/>
           </w:tcPr>
           <w:p>
             <w:pPr>
@@ -10028,7 +10028,7 @@
         </w:trPr>
         <w:tc>
           <w:tcPr>
-            <w:tcW w:w="3859" w:type="dxa"/>
+            <w:tcW w:w="4309" w:type="dxa"/>
           </w:tcPr>
           <w:p>
             <w:pPr>
@@ -10045,7 +10045,7 @@
         </w:tc>
         <w:tc>
           <w:tcPr>
-            <w:tcW w:w="4056" w:type="dxa"/>
+            <w:tcW w:w="4529" w:type="dxa"/>
           </w:tcPr>
           <w:p>
             <w:pPr>
@@ -10067,7 +10067,7 @@
         </w:trPr>
         <w:tc>
           <w:tcPr>
-            <w:tcW w:w="3859" w:type="dxa"/>
+            <w:tcW w:w="4309" w:type="dxa"/>
           </w:tcPr>
           <w:p>
             <w:pPr>
@@ -10084,7 +10084,7 @@
         </w:tc>
         <w:tc>
           <w:tcPr>
-            <w:tcW w:w="4056" w:type="dxa"/>
+            <w:tcW w:w="4529" w:type="dxa"/>
           </w:tcPr>
           <w:p>
             <w:pPr>
@@ -10106,7 +10106,7 @@
         </w:trPr>
         <w:tc>
           <w:tcPr>
-            <w:tcW w:w="3859" w:type="dxa"/>
+            <w:tcW w:w="4309" w:type="dxa"/>
           </w:tcPr>
           <w:p>
             <w:pPr>
@@ -10123,7 +10123,7 @@
         </w:tc>
         <w:tc>
           <w:tcPr>
-            <w:tcW w:w="4056" w:type="dxa"/>
+            <w:tcW w:w="4529" w:type="dxa"/>
           </w:tcPr>
           <w:p>
             <w:pPr>
@@ -10145,7 +10145,7 @@
         </w:trPr>
         <w:tc>
           <w:tcPr>
-            <w:tcW w:w="3859" w:type="dxa"/>
+            <w:tcW w:w="4309" w:type="dxa"/>
           </w:tcPr>
           <w:p>
             <w:pPr>
@@ -10162,7 +10162,7 @@
         </w:tc>
         <w:tc>
           <w:tcPr>
-            <w:tcW w:w="4056" w:type="dxa"/>
+            <w:tcW w:w="4529" w:type="dxa"/>
           </w:tcPr>
           <w:p>
             <w:pPr>
@@ -10205,11 +10205,11 @@
         </w:tblBorders>
       </w:tblPr>
       <w:tblGrid>
-        <w:gridCol w:w="884"/>
-        <w:gridCol w:w="2410"/>
-        <w:gridCol w:w="2218"/>
-        <w:gridCol w:w="1339"/>
-        <w:gridCol w:w="1054"/>
+        <w:gridCol w:w="988"/>
+        <w:gridCol w:w="2694"/>
+        <w:gridCol w:w="2480"/>
+        <w:gridCol w:w="1497"/>
+        <w:gridCol w:w="1179"/>
       </w:tblGrid>
       <w:tr>
         <w:trPr>
@@ -10218,7 +10218,7 @@
         </w:trPr>
         <w:tc>
           <w:tcPr>
-            <w:tcW w:w="884" w:type="dxa"/>
+            <w:tcW w:w="988" w:type="dxa"/>
             <w:shd w:val="clear" w:color="auto" w:fill="D9E2F3"/>
           </w:tcPr>
           <w:p>
@@ -10237,7 +10237,7 @@
         </w:tc>
         <w:tc>
           <w:tcPr>
-            <w:tcW w:w="2410" w:type="dxa"/>
+            <w:tcW w:w="2694" w:type="dxa"/>
             <w:shd w:val="clear" w:color="auto" w:fill="D9E2F3"/>
           </w:tcPr>
           <w:p>
@@ -10256,7 +10256,7 @@
         </w:tc>
         <w:tc>
           <w:tcPr>
-            <w:tcW w:w="2218" w:type="dxa"/>
+            <w:tcW w:w="2480" w:type="dxa"/>
             <w:shd w:val="clear" w:color="auto" w:fill="D9E2F3"/>
           </w:tcPr>
           <w:p>
@@ -10275,7 +10275,7 @@
         </w:tc>
         <w:tc>
           <w:tcPr>
-            <w:tcW w:w="1339" w:type="dxa"/>
+            <w:tcW w:w="1497" w:type="dxa"/>
             <w:shd w:val="clear" w:color="auto" w:fill="D9E2F3"/>
           </w:tcPr>
           <w:p>
@@ -10294,7 +10294,7 @@
         </w:tc>
         <w:tc>
           <w:tcPr>
-            <w:tcW w:w="1054" w:type="dxa"/>
+            <w:tcW w:w="1179" w:type="dxa"/>
             <w:shd w:val="clear" w:color="auto" w:fill="D9E2F3"/>
           </w:tcPr>
           <w:p>
@@ -10318,7 +10318,7 @@
         </w:trPr>
         <w:tc>
           <w:tcPr>
-            <w:tcW w:w="884" w:type="dxa"/>
+            <w:tcW w:w="988" w:type="dxa"/>
           </w:tcPr>
           <w:p>
             <w:pPr>
@@ -10335,7 +10335,7 @@
         </w:tc>
         <w:tc>
           <w:tcPr>
-            <w:tcW w:w="2410" w:type="dxa"/>
+            <w:tcW w:w="2694" w:type="dxa"/>
           </w:tcPr>
           <w:p>
             <w:pPr>
@@ -10352,7 +10352,7 @@
         </w:tc>
         <w:tc>
           <w:tcPr>
-            <w:tcW w:w="2218" w:type="dxa"/>
+            <w:tcW w:w="2480" w:type="dxa"/>
           </w:tcPr>
           <w:p>
             <w:pPr>
@@ -10369,7 +10369,7 @@
         </w:tc>
         <w:tc>
           <w:tcPr>
-            <w:tcW w:w="1339" w:type="dxa"/>
+            <w:tcW w:w="1497" w:type="dxa"/>
           </w:tcPr>
           <w:p>
             <w:pPr>
@@ -10386,7 +10386,7 @@
         </w:tc>
         <w:tc>
           <w:tcPr>
-            <w:tcW w:w="1054" w:type="dxa"/>
+            <w:tcW w:w="1179" w:type="dxa"/>
           </w:tcPr>
           <w:p>
             <w:pPr>
@@ -10408,7 +10408,7 @@
         </w:trPr>
         <w:tc>
           <w:tcPr>
-            <w:tcW w:w="884" w:type="dxa"/>
+            <w:tcW w:w="988" w:type="dxa"/>
           </w:tcPr>
           <w:p>
             <w:pPr>
@@ -10425,7 +10425,7 @@
         </w:tc>
         <w:tc>
           <w:tcPr>
-            <w:tcW w:w="2410" w:type="dxa"/>
+            <w:tcW w:w="2694" w:type="dxa"/>
           </w:tcPr>
           <w:p>
             <w:pPr>
@@ -10442,7 +10442,7 @@
         </w:tc>
         <w:tc>
           <w:tcPr>
-            <w:tcW w:w="2218" w:type="dxa"/>
+            <w:tcW w:w="2480" w:type="dxa"/>
           </w:tcPr>
           <w:p>
             <w:pPr>
@@ -10459,7 +10459,7 @@
         </w:tc>
         <w:tc>
           <w:tcPr>
-            <w:tcW w:w="1339" w:type="dxa"/>
+            <w:tcW w:w="1497" w:type="dxa"/>
           </w:tcPr>
           <w:p>
             <w:pPr>
@@ -10476,7 +10476,7 @@
         </w:tc>
         <w:tc>
           <w:tcPr>
-            <w:tcW w:w="1054" w:type="dxa"/>
+            <w:tcW w:w="1179" w:type="dxa"/>
           </w:tcPr>
           <w:p>
             <w:pPr>
@@ -10498,7 +10498,7 @@
         </w:trPr>
         <w:tc>
           <w:tcPr>
-            <w:tcW w:w="884" w:type="dxa"/>
+            <w:tcW w:w="988" w:type="dxa"/>
           </w:tcPr>
           <w:p>
             <w:pPr>
@@ -10515,7 +10515,7 @@
         </w:tc>
         <w:tc>
           <w:tcPr>
-            <w:tcW w:w="2410" w:type="dxa"/>
+            <w:tcW w:w="2694" w:type="dxa"/>
           </w:tcPr>
           <w:p>
             <w:pPr>
@@ -10532,7 +10532,7 @@
         </w:tc>
         <w:tc>
           <w:tcPr>
-            <w:tcW w:w="2218" w:type="dxa"/>
+            <w:tcW w:w="2480" w:type="dxa"/>
           </w:tcPr>
           <w:p>
             <w:pPr>
@@ -10549,7 +10549,7 @@
         </w:tc>
         <w:tc>
           <w:tcPr>
-            <w:tcW w:w="1339" w:type="dxa"/>
+            <w:tcW w:w="1497" w:type="dxa"/>
           </w:tcPr>
           <w:p>
             <w:pPr>
@@ -10566,7 +10566,7 @@
         </w:tc>
         <w:tc>
           <w:tcPr>
-            <w:tcW w:w="1054" w:type="dxa"/>
+            <w:tcW w:w="1179" w:type="dxa"/>
           </w:tcPr>
           <w:p>
             <w:pPr>
@@ -10588,7 +10588,7 @@
         </w:trPr>
         <w:tc>
           <w:tcPr>
-            <w:tcW w:w="884" w:type="dxa"/>
+            <w:tcW w:w="988" w:type="dxa"/>
           </w:tcPr>
           <w:p>
             <w:pPr>
@@ -10605,7 +10605,7 @@
         </w:tc>
         <w:tc>
           <w:tcPr>
-            <w:tcW w:w="2410" w:type="dxa"/>
+            <w:tcW w:w="2694" w:type="dxa"/>
           </w:tcPr>
           <w:p>
             <w:pPr>
@@ -10622,7 +10622,7 @@
         </w:tc>
         <w:tc>
           <w:tcPr>
-            <w:tcW w:w="2218" w:type="dxa"/>
+            <w:tcW w:w="2480" w:type="dxa"/>
           </w:tcPr>
           <w:p>
             <w:pPr>
@@ -10639,7 +10639,7 @@
         </w:tc>
         <w:tc>
           <w:tcPr>
-            <w:tcW w:w="1339" w:type="dxa"/>
+            <w:tcW w:w="1497" w:type="dxa"/>
           </w:tcPr>
           <w:p>
             <w:pPr>
@@ -10656,7 +10656,7 @@
         </w:tc>
         <w:tc>
           <w:tcPr>
-            <w:tcW w:w="1054" w:type="dxa"/>
+            <w:tcW w:w="1179" w:type="dxa"/>
           </w:tcPr>
           <w:p>
             <w:pPr>
@@ -10678,7 +10678,7 @@
         </w:trPr>
         <w:tc>
           <w:tcPr>
-            <w:tcW w:w="884" w:type="dxa"/>
+            <w:tcW w:w="988" w:type="dxa"/>
           </w:tcPr>
           <w:p>
             <w:pPr>
@@ -10695,7 +10695,7 @@
         </w:tc>
         <w:tc>
           <w:tcPr>
-            <w:tcW w:w="2410" w:type="dxa"/>
+            <w:tcW w:w="2694" w:type="dxa"/>
           </w:tcPr>
           <w:p>
             <w:pPr>
@@ -10712,7 +10712,7 @@
         </w:tc>
         <w:tc>
           <w:tcPr>
-            <w:tcW w:w="2218" w:type="dxa"/>
+            <w:tcW w:w="2480" w:type="dxa"/>
           </w:tcPr>
           <w:p>
             <w:pPr>
@@ -10729,7 +10729,7 @@
         </w:tc>
         <w:tc>
           <w:tcPr>
-            <w:tcW w:w="1339" w:type="dxa"/>
+            <w:tcW w:w="1497" w:type="dxa"/>
           </w:tcPr>
           <w:p>
             <w:pPr>
@@ -10746,7 +10746,7 @@
         </w:tc>
         <w:tc>
           <w:tcPr>
-            <w:tcW w:w="1054" w:type="dxa"/>
+            <w:tcW w:w="1179" w:type="dxa"/>
           </w:tcPr>
           <w:p>
             <w:pPr>
@@ -10768,7 +10768,7 @@
         </w:trPr>
         <w:tc>
           <w:tcPr>
-            <w:tcW w:w="884" w:type="dxa"/>
+            <w:tcW w:w="988" w:type="dxa"/>
           </w:tcPr>
           <w:p>
             <w:pPr>
@@ -10785,7 +10785,7 @@
         </w:tc>
         <w:tc>
           <w:tcPr>
-            <w:tcW w:w="2410" w:type="dxa"/>
+            <w:tcW w:w="2694" w:type="dxa"/>
           </w:tcPr>
           <w:p>
             <w:pPr>
@@ -10802,7 +10802,7 @@
         </w:tc>
         <w:tc>
           <w:tcPr>
-            <w:tcW w:w="2218" w:type="dxa"/>
+            <w:tcW w:w="2480" w:type="dxa"/>
           </w:tcPr>
           <w:p>
             <w:pPr>
@@ -10819,7 +10819,7 @@
         </w:tc>
         <w:tc>
           <w:tcPr>
-            <w:tcW w:w="1339" w:type="dxa"/>
+            <w:tcW w:w="1497" w:type="dxa"/>
           </w:tcPr>
           <w:p>
             <w:pPr>
@@ -10836,7 +10836,7 @@
         </w:tc>
         <w:tc>
           <w:tcPr>
-            <w:tcW w:w="1054" w:type="dxa"/>
+            <w:tcW w:w="1179" w:type="dxa"/>
           </w:tcPr>
           <w:p>
             <w:pPr>
@@ -10858,7 +10858,7 @@
         </w:trPr>
         <w:tc>
           <w:tcPr>
-            <w:tcW w:w="884" w:type="dxa"/>
+            <w:tcW w:w="988" w:type="dxa"/>
           </w:tcPr>
           <w:p>
             <w:pPr>
@@ -10875,7 +10875,7 @@
         </w:tc>
         <w:tc>
           <w:tcPr>
-            <w:tcW w:w="2410" w:type="dxa"/>
+            <w:tcW w:w="2694" w:type="dxa"/>
           </w:tcPr>
           <w:p>
             <w:pPr>
@@ -10892,7 +10892,7 @@
         </w:tc>
         <w:tc>
           <w:tcPr>
-            <w:tcW w:w="2218" w:type="dxa"/>
+            <w:tcW w:w="2480" w:type="dxa"/>
           </w:tcPr>
           <w:p>
             <w:pPr>
@@ -10909,7 +10909,7 @@
         </w:tc>
         <w:tc>
           <w:tcPr>
-            <w:tcW w:w="1339" w:type="dxa"/>
+            <w:tcW w:w="1497" w:type="dxa"/>
           </w:tcPr>
           <w:p>
             <w:pPr>
@@ -10926,7 +10926,7 @@
         </w:tc>
         <w:tc>
           <w:tcPr>
-            <w:tcW w:w="1054" w:type="dxa"/>
+            <w:tcW w:w="1179" w:type="dxa"/>
           </w:tcPr>
           <w:p>
             <w:pPr>
@@ -10948,7 +10948,7 @@
         </w:trPr>
         <w:tc>
           <w:tcPr>
-            <w:tcW w:w="884" w:type="dxa"/>
+            <w:tcW w:w="988" w:type="dxa"/>
           </w:tcPr>
           <w:p>
             <w:pPr>
@@ -10965,7 +10965,7 @@
         </w:tc>
         <w:tc>
           <w:tcPr>
-            <w:tcW w:w="2410" w:type="dxa"/>
+            <w:tcW w:w="2694" w:type="dxa"/>
           </w:tcPr>
           <w:p>
             <w:pPr>
@@ -10982,7 +10982,7 @@
         </w:tc>
         <w:tc>
           <w:tcPr>
-            <w:tcW w:w="2218" w:type="dxa"/>
+            <w:tcW w:w="2480" w:type="dxa"/>
           </w:tcPr>
           <w:p>
             <w:pPr>
@@ -10999,7 +10999,7 @@
         </w:tc>
         <w:tc>
           <w:tcPr>
-            <w:tcW w:w="1339" w:type="dxa"/>
+            <w:tcW w:w="1497" w:type="dxa"/>
           </w:tcPr>
           <w:p>
             <w:pPr>
@@ -11016,7 +11016,7 @@
         </w:tc>
         <w:tc>
           <w:tcPr>
-            <w:tcW w:w="1054" w:type="dxa"/>
+            <w:tcW w:w="1179" w:type="dxa"/>
           </w:tcPr>
           <w:p>
             <w:pPr>
@@ -11038,7 +11038,7 @@
         </w:trPr>
         <w:tc>
           <w:tcPr>
-            <w:tcW w:w="884" w:type="dxa"/>
+            <w:tcW w:w="988" w:type="dxa"/>
           </w:tcPr>
           <w:p>
             <w:pPr>
@@ -11055,7 +11055,7 @@
         </w:tc>
         <w:tc>
           <w:tcPr>
-            <w:tcW w:w="2410" w:type="dxa"/>
+            <w:tcW w:w="2694" w:type="dxa"/>
           </w:tcPr>
           <w:p>
             <w:pPr>
@@ -11072,7 +11072,7 @@
         </w:tc>
         <w:tc>
           <w:tcPr>
-            <w:tcW w:w="2218" w:type="dxa"/>
+            <w:tcW w:w="2480" w:type="dxa"/>
           </w:tcPr>
           <w:p>
             <w:pPr>
@@ -11089,7 +11089,7 @@
         </w:tc>
         <w:tc>
           <w:tcPr>
-            <w:tcW w:w="1339" w:type="dxa"/>
+            <w:tcW w:w="1497" w:type="dxa"/>
           </w:tcPr>
           <w:p>
             <w:pPr>
@@ -11106,7 +11106,7 @@
         </w:tc>
         <w:tc>
           <w:tcPr>
-            <w:tcW w:w="1054" w:type="dxa"/>
+            <w:tcW w:w="1179" w:type="dxa"/>
           </w:tcPr>
           <w:p>
             <w:pPr>
@@ -11128,7 +11128,7 @@
         </w:trPr>
         <w:tc>
           <w:tcPr>
-            <w:tcW w:w="884" w:type="dxa"/>
+            <w:tcW w:w="988" w:type="dxa"/>
           </w:tcPr>
           <w:p>
             <w:pPr>
@@ -11145,7 +11145,7 @@
         </w:tc>
         <w:tc>
           <w:tcPr>
-            <w:tcW w:w="2410" w:type="dxa"/>
+            <w:tcW w:w="2694" w:type="dxa"/>
           </w:tcPr>
           <w:p>
             <w:pPr>
@@ -11162,7 +11162,7 @@
         </w:tc>
         <w:tc>
           <w:tcPr>
-            <w:tcW w:w="2218" w:type="dxa"/>
+            <w:tcW w:w="2480" w:type="dxa"/>
           </w:tcPr>
           <w:p>
             <w:pPr>
@@ -11179,7 +11179,7 @@
         </w:tc>
         <w:tc>
           <w:tcPr>
-            <w:tcW w:w="1339" w:type="dxa"/>
+            <w:tcW w:w="1497" w:type="dxa"/>
           </w:tcPr>
           <w:p>
             <w:pPr>
@@ -11196,7 +11196,7 @@
         </w:tc>
         <w:tc>
           <w:tcPr>
-            <w:tcW w:w="1054" w:type="dxa"/>
+            <w:tcW w:w="1179" w:type="dxa"/>
           </w:tcPr>
           <w:p>
             <w:pPr>
@@ -11253,8 +11253,8 @@
         </w:tblBorders>
       </w:tblPr>
       <w:tblGrid>
-        <w:gridCol w:w="2655"/>
-        <w:gridCol w:w="5260"/>
+        <w:gridCol w:w="2965"/>
+        <w:gridCol w:w="5873"/>
       </w:tblGrid>
       <w:tr>
         <w:trPr>
@@ -11263,7 +11263,7 @@
         </w:trPr>
         <w:tc>
           <w:tcPr>
-            <w:tcW w:w="2655" w:type="dxa"/>
+            <w:tcW w:w="2965" w:type="dxa"/>
             <w:shd w:val="clear" w:color="auto" w:fill="D9E2F3"/>
           </w:tcPr>
           <w:p>
@@ -11282,7 +11282,7 @@
         </w:tc>
         <w:tc>
           <w:tcPr>
-            <w:tcW w:w="5260" w:type="dxa"/>
+            <w:tcW w:w="5873" w:type="dxa"/>
             <w:shd w:val="clear" w:color="auto" w:fill="D9E2F3"/>
           </w:tcPr>
           <w:p>
@@ -11306,7 +11306,7 @@
         </w:trPr>
         <w:tc>
           <w:tcPr>
-            <w:tcW w:w="2655" w:type="dxa"/>
+            <w:tcW w:w="2965" w:type="dxa"/>
           </w:tcPr>
           <w:p>
             <w:pPr>
@@ -11323,7 +11323,7 @@
         </w:tc>
         <w:tc>
           <w:tcPr>
-            <w:tcW w:w="5260" w:type="dxa"/>
+            <w:tcW w:w="5873" w:type="dxa"/>
           </w:tcPr>
           <w:p>
             <w:pPr>
@@ -11345,7 +11345,7 @@
         </w:trPr>
         <w:tc>
           <w:tcPr>
-            <w:tcW w:w="2655" w:type="dxa"/>
+            <w:tcW w:w="2965" w:type="dxa"/>
           </w:tcPr>
           <w:p>
             <w:pPr>
@@ -11362,7 +11362,7 @@
         </w:tc>
         <w:tc>
           <w:tcPr>
-            <w:tcW w:w="5260" w:type="dxa"/>
+            <w:tcW w:w="5873" w:type="dxa"/>
           </w:tcPr>
           <w:p>
             <w:pPr>
@@ -11384,7 +11384,7 @@
         </w:trPr>
         <w:tc>
           <w:tcPr>
-            <w:tcW w:w="2655" w:type="dxa"/>
+            <w:tcW w:w="2965" w:type="dxa"/>
           </w:tcPr>
           <w:p>
             <w:pPr>
@@ -11401,7 +11401,7 @@
         </w:tc>
         <w:tc>
           <w:tcPr>
-            <w:tcW w:w="5260" w:type="dxa"/>
+            <w:tcW w:w="5873" w:type="dxa"/>
           </w:tcPr>
           <w:p>
             <w:pPr>
@@ -11423,7 +11423,7 @@
         </w:trPr>
         <w:tc>
           <w:tcPr>
-            <w:tcW w:w="2655" w:type="dxa"/>
+            <w:tcW w:w="2965" w:type="dxa"/>
           </w:tcPr>
           <w:p>
             <w:pPr>
@@ -11440,7 +11440,7 @@
         </w:tc>
         <w:tc>
           <w:tcPr>
-            <w:tcW w:w="5260" w:type="dxa"/>
+            <w:tcW w:w="5873" w:type="dxa"/>
           </w:tcPr>
           <w:p>
             <w:pPr>
@@ -11462,7 +11462,7 @@
         </w:trPr>
         <w:tc>
           <w:tcPr>
-            <w:tcW w:w="2655" w:type="dxa"/>
+            <w:tcW w:w="2965" w:type="dxa"/>
           </w:tcPr>
           <w:p>
             <w:pPr>
@@ -11479,7 +11479,7 @@
         </w:tc>
         <w:tc>
           <w:tcPr>
-            <w:tcW w:w="5260" w:type="dxa"/>
+            <w:tcW w:w="5873" w:type="dxa"/>
           </w:tcPr>
           <w:p>
             <w:pPr>
@@ -11501,7 +11501,7 @@
         </w:trPr>
         <w:tc>
           <w:tcPr>
-            <w:tcW w:w="2655" w:type="dxa"/>
+            <w:tcW w:w="2965" w:type="dxa"/>
           </w:tcPr>
           <w:p>
             <w:pPr>
@@ -11518,7 +11518,7 @@
         </w:tc>
         <w:tc>
           <w:tcPr>
-            <w:tcW w:w="5260" w:type="dxa"/>
+            <w:tcW w:w="5873" w:type="dxa"/>
           </w:tcPr>
           <w:p>
             <w:pPr>
@@ -11540,7 +11540,7 @@
         </w:trPr>
         <w:tc>
           <w:tcPr>
-            <w:tcW w:w="2655" w:type="dxa"/>
+            <w:tcW w:w="2965" w:type="dxa"/>
           </w:tcPr>
           <w:p>
             <w:pPr>
@@ -11557,7 +11557,7 @@
         </w:tc>
         <w:tc>
           <w:tcPr>
-            <w:tcW w:w="5260" w:type="dxa"/>
+            <w:tcW w:w="5873" w:type="dxa"/>
           </w:tcPr>
           <w:p>
             <w:pPr>
@@ -11579,7 +11579,7 @@
         </w:trPr>
         <w:tc>
           <w:tcPr>
-            <w:tcW w:w="2655" w:type="dxa"/>
+            <w:tcW w:w="2965" w:type="dxa"/>
           </w:tcPr>
           <w:p>
             <w:pPr>
@@ -11596,7 +11596,7 @@
         </w:tc>
         <w:tc>
           <w:tcPr>
-            <w:tcW w:w="5260" w:type="dxa"/>
+            <w:tcW w:w="5873" w:type="dxa"/>
           </w:tcPr>
           <w:p>
             <w:pPr>
@@ -11618,7 +11618,7 @@
         </w:trPr>
         <w:tc>
           <w:tcPr>
-            <w:tcW w:w="2655" w:type="dxa"/>
+            <w:tcW w:w="2965" w:type="dxa"/>
           </w:tcPr>
           <w:p>
             <w:pPr>
@@ -11635,7 +11635,7 @@
         </w:tc>
         <w:tc>
           <w:tcPr>
-            <w:tcW w:w="5260" w:type="dxa"/>
+            <w:tcW w:w="5873" w:type="dxa"/>
           </w:tcPr>
           <w:p>
             <w:pPr>
